--- a/lessons/6-5/downloads/reveal/teacher/6.5-session-1-prerequisite-practice-b.docx
+++ b/lessons/6-5/downloads/reveal/teacher/6.5-session-1-prerequisite-practice-b.docx
@@ -15,10 +15,28 @@
         <w:rPr>
           <w:rFonts w:ascii="Avenir Next" w:hAnsi="Avenir Next" w:cs="Avenir Next" w:eastAsia="Avenir Next"/>
           <w:color w:val="1A1A1A"/>
+          <w:sz w:val="22"/>
+          <w:szCs w:val="20"/>
+        </w:rPr>
+        <w:t xml:space="preserve">Name</w:t>
+      </w:r>
+      <w:r>
+        <w:rPr>
+          <w:rFonts w:ascii="Avenir Next" w:hAnsi="Avenir Next" w:cs="Avenir Next" w:eastAsia="Avenir Next"/>
+          <w:color w:val="1A1A1A"/>
           <w:sz w:val="20"/>
           <w:szCs w:val="20"/>
         </w:rPr>
-        <w:t xml:space="preserve">Name</w:t>
+        <w:tab/>
+      </w:r>
+      <w:r>
+        <w:rPr>
+          <w:rFonts w:ascii="Avenir Next" w:hAnsi="Avenir Next" w:cs="Avenir Next" w:eastAsia="Avenir Next"/>
+          <w:color w:val="1A1A1A"/>
+          <w:sz w:val="22"/>
+          <w:szCs w:val="20"/>
+        </w:rPr>
+        <w:t xml:space="preserve">   Date</w:t>
       </w:r>
       <w:r>
         <w:rPr>
@@ -33,25 +51,7 @@
         <w:rPr>
           <w:rFonts w:ascii="Avenir Next" w:hAnsi="Avenir Next" w:cs="Avenir Next" w:eastAsia="Avenir Next"/>
           <w:color w:val="1A1A1A"/>
-          <w:sz w:val="20"/>
-          <w:szCs w:val="20"/>
-        </w:rPr>
-        <w:t xml:space="preserve">   Date</w:t>
-      </w:r>
-      <w:r>
-        <w:rPr>
-          <w:rFonts w:ascii="Avenir Next" w:hAnsi="Avenir Next" w:cs="Avenir Next" w:eastAsia="Avenir Next"/>
-          <w:color w:val="1A1A1A"/>
-          <w:sz w:val="20"/>
-          <w:szCs w:val="20"/>
-        </w:rPr>
-        <w:tab/>
-      </w:r>
-      <w:r>
-        <w:rPr>
-          <w:rFonts w:ascii="Avenir Next" w:hAnsi="Avenir Next" w:cs="Avenir Next" w:eastAsia="Avenir Next"/>
-          <w:color w:val="1A1A1A"/>
-          <w:sz w:val="20"/>
+          <w:sz w:val="22"/>
           <w:szCs w:val="20"/>
         </w:rPr>
         <w:t xml:space="preserve">   Period</w:t>
@@ -78,7 +78,7 @@
           <w:caps/>
           <w:color w:val="003A70"/>
           <w:spacing w:val="12"/>
-          <w:sz w:val="19"/>
+          <w:sz w:val="22"/>
           <w:szCs w:val="19"/>
         </w:rPr>
         <w:t xml:space="preserve">Lesson 6-5  ·  Session 1  ·  Prerequisite Practice B  ·  Skill 1 of 2</w:t>
@@ -86,6 +86,7 @@
     </w:p>
     <w:p>
       <w:pPr>
+        <w:pStyle w:val="Heading1"/>
         <w:keepNext/>
         <w:spacing w:before="0" w:after="10" w:line="240" w:lineRule="auto"/>
       </w:pPr>
@@ -111,7 +112,7 @@
         <w:rPr>
           <w:rFonts w:ascii="Avenir Next" w:hAnsi="Avenir Next" w:cs="Avenir Next" w:eastAsia="Avenir Next"/>
           <w:color w:val="5A5F66"/>
-          <w:sz w:val="17"/>
+          <w:sz w:val="22"/>
           <w:szCs w:val="17"/>
         </w:rPr>
         <w:t xml:space="preserve">Builds on Lesson 6-4 Session 1 · 6.EE.A.2</w:t>
@@ -154,6 +155,7 @@
           </w:tcPr>
           <w:p>
             <w:pPr>
+              <w:pStyle w:val="Heading2"/>
               <w:spacing w:before="0" w:after="0" w:line="252" w:lineRule="auto"/>
             </w:pPr>
             <w:r>
@@ -183,7 +185,7 @@
               <w:rPr>
                 <w:rFonts w:ascii="Avenir Next" w:hAnsi="Avenir Next" w:cs="Avenir Next" w:eastAsia="Avenir Next"/>
                 <w:color w:val="1A1A1A"/>
-                <w:sz w:val="20"/>
+                <w:sz w:val="22"/>
                 <w:szCs w:val="20"/>
               </w:rPr>
               <w:t xml:space="preserve">$8 per ticket plus a $25 fee is 8</w:t>
@@ -193,7 +195,7 @@
                 <w:rFonts w:ascii="Avenir Next" w:hAnsi="Avenir Next" w:cs="Avenir Next" w:eastAsia="Avenir Next"/>
                 <w:i/>
                 <w:color w:val="1A1A1A"/>
-                <w:sz w:val="20"/>
+                <w:sz w:val="22"/>
                 <w:szCs w:val="20"/>
               </w:rPr>
               <w:t xml:space="preserve">t</w:t>
@@ -202,7 +204,7 @@
               <w:rPr>
                 <w:rFonts w:ascii="Avenir Next" w:hAnsi="Avenir Next" w:cs="Avenir Next" w:eastAsia="Avenir Next"/>
                 <w:color w:val="1A1A1A"/>
-                <w:sz w:val="20"/>
+                <w:sz w:val="22"/>
                 <w:szCs w:val="20"/>
               </w:rPr>
               <w:t xml:space="preserve"> + 25. The $8 repeats; the $25 is paid once.</w:t>
@@ -222,6 +224,7 @@
           </w:tcPr>
           <w:p>
             <w:pPr>
+              <w:pStyle w:val="Heading2"/>
               <w:spacing w:before="0" w:after="0" w:line="252" w:lineRule="auto"/>
             </w:pPr>
             <w:r>
@@ -251,7 +254,7 @@
               <w:rPr>
                 <w:rFonts w:ascii="Avenir Next" w:hAnsi="Avenir Next" w:cs="Avenir Next" w:eastAsia="Avenir Next"/>
                 <w:color w:val="1A1A1A"/>
-                <w:sz w:val="20"/>
+                <w:sz w:val="22"/>
                 <w:szCs w:val="20"/>
               </w:rPr>
               <w:t xml:space="preserve">Write an expression for a cost, like 6 × 5 + 12.  </w:t>
@@ -261,7 +264,7 @@
                 <w:rFonts w:ascii="Avenir Next" w:hAnsi="Avenir Next" w:cs="Avenir Next" w:eastAsia="Avenir Next"/>
                 <w:b/>
                 <w:color w:val="1A1A1A"/>
-                <w:sz w:val="20"/>
+                <w:sz w:val="22"/>
                 <w:szCs w:val="20"/>
               </w:rPr>
               <w:t xml:space="preserve">You will use it in Practice Form A, problems 3 and 5.</w:t>
@@ -272,6 +275,7 @@
     </w:tbl>
     <w:p>
       <w:pPr>
+        <w:pStyle w:val="Heading2"/>
         <w:keepNext/>
         <w:pBdr>
           <w:bottom w:val="single" w:sz="8" w:space="3" w:color="003A70"/>
@@ -287,7 +291,7 @@
           <w:b/>
           <w:color w:val="003A70"/>
           <w:spacing w:val="14"/>
-          <w:sz w:val="19"/>
+          <w:sz w:val="22"/>
           <w:szCs w:val="19"/>
         </w:rPr>
         <w:t xml:space="preserve">STEPS TO FOLLOW</w:t>
@@ -306,7 +310,7 @@
           <w:rFonts w:ascii="Avenir Next" w:hAnsi="Avenir Next" w:cs="Avenir Next" w:eastAsia="Avenir Next"/>
           <w:i/>
           <w:color w:val="5A5F66"/>
-          <w:sz w:val="17"/>
+          <w:sz w:val="22"/>
           <w:szCs w:val="17"/>
         </w:rPr>
         <w:t xml:space="preserve">use these same steps on every problem</w:t>
@@ -348,6 +352,7 @@
           </w:tcPr>
           <w:p>
             <w:pPr>
+              <w:pStyle w:val="Heading1"/>
               <w:spacing w:before="0" w:after="0" w:line="240" w:lineRule="auto"/>
               <w:jc w:val="center"/>
             </w:pPr>
@@ -376,7 +381,7 @@
               <w:rPr>
                 <w:rFonts w:ascii="Avenir Next" w:hAnsi="Avenir Next" w:cs="Avenir Next" w:eastAsia="Avenir Next"/>
                 <w:color w:val="1A1A1A"/>
-                <w:sz w:val="21"/>
+                <w:sz w:val="22"/>
                 <w:szCs w:val="21"/>
               </w:rPr>
               <w:t xml:space="preserve">Find each </w:t>
@@ -386,7 +391,7 @@
                 <w:rFonts w:ascii="Avenir Next" w:hAnsi="Avenir Next" w:cs="Avenir Next" w:eastAsia="Avenir Next"/>
                 <w:b/>
                 <w:color w:val="1A1A1A"/>
-                <w:sz w:val="21"/>
+                <w:sz w:val="22"/>
                 <w:szCs w:val="21"/>
               </w:rPr>
               <w:t xml:space="preserve">group</w:t>
@@ -395,7 +400,7 @@
               <w:rPr>
                 <w:rFonts w:ascii="Avenir Next" w:hAnsi="Avenir Next" w:cs="Avenir Next" w:eastAsia="Avenir Next"/>
                 <w:color w:val="1A1A1A"/>
-                <w:sz w:val="21"/>
+                <w:sz w:val="22"/>
                 <w:szCs w:val="21"/>
               </w:rPr>
               <w:t xml:space="preserve">: number × price.</w:t>
@@ -414,6 +419,7 @@
           </w:tcPr>
           <w:p>
             <w:pPr>
+              <w:pStyle w:val="Heading1"/>
               <w:spacing w:before="0" w:after="0" w:line="240" w:lineRule="auto"/>
               <w:jc w:val="center"/>
             </w:pPr>
@@ -442,7 +448,7 @@
               <w:rPr>
                 <w:rFonts w:ascii="Avenir Next" w:hAnsi="Avenir Next" w:cs="Avenir Next" w:eastAsia="Avenir Next"/>
                 <w:color w:val="1A1A1A"/>
-                <w:sz w:val="21"/>
+                <w:sz w:val="22"/>
                 <w:szCs w:val="21"/>
               </w:rPr>
               <w:t xml:space="preserve">Find any </w:t>
@@ -452,7 +458,7 @@
                 <w:rFonts w:ascii="Avenir Next" w:hAnsi="Avenir Next" w:cs="Avenir Next" w:eastAsia="Avenir Next"/>
                 <w:b/>
                 <w:color w:val="1A1A1A"/>
-                <w:sz w:val="21"/>
+                <w:sz w:val="22"/>
                 <w:szCs w:val="21"/>
               </w:rPr>
               <w:t xml:space="preserve">one-time</w:t>
@@ -461,7 +467,7 @@
               <w:rPr>
                 <w:rFonts w:ascii="Avenir Next" w:hAnsi="Avenir Next" w:cs="Avenir Next" w:eastAsia="Avenir Next"/>
                 <w:color w:val="1A1A1A"/>
-                <w:sz w:val="21"/>
+                <w:sz w:val="22"/>
                 <w:szCs w:val="21"/>
               </w:rPr>
               <w:t xml:space="preserve"> amount.</w:t>
@@ -480,6 +486,7 @@
           </w:tcPr>
           <w:p>
             <w:pPr>
+              <w:pStyle w:val="Heading1"/>
               <w:spacing w:before="0" w:after="0" w:line="240" w:lineRule="auto"/>
               <w:jc w:val="center"/>
             </w:pPr>
@@ -509,7 +516,7 @@
                 <w:rFonts w:ascii="Avenir Next" w:hAnsi="Avenir Next" w:cs="Avenir Next" w:eastAsia="Avenir Next"/>
                 <w:b/>
                 <w:color w:val="1A1A1A"/>
-                <w:sz w:val="21"/>
+                <w:sz w:val="22"/>
                 <w:szCs w:val="21"/>
               </w:rPr>
               <w:t xml:space="preserve">Join</w:t>
@@ -518,7 +525,7 @@
               <w:rPr>
                 <w:rFonts w:ascii="Avenir Next" w:hAnsi="Avenir Next" w:cs="Avenir Next" w:eastAsia="Avenir Next"/>
                 <w:color w:val="1A1A1A"/>
-                <w:sz w:val="21"/>
+                <w:sz w:val="22"/>
                 <w:szCs w:val="21"/>
               </w:rPr>
               <w:t xml:space="preserve"> the parts with + or −.</w:t>
@@ -529,6 +536,7 @@
     </w:tbl>
     <w:p>
       <w:pPr>
+        <w:pStyle w:val="Heading2"/>
         <w:keepNext/>
         <w:pBdr>
           <w:bottom w:val="single" w:sz="8" w:space="3" w:color="003A70"/>
@@ -544,7 +552,7 @@
           <w:b/>
           <w:color w:val="003A70"/>
           <w:spacing w:val="14"/>
-          <w:sz w:val="19"/>
+          <w:sz w:val="22"/>
           <w:szCs w:val="19"/>
         </w:rPr>
         <w:t xml:space="preserve">WATCH ME</w:t>
@@ -563,7 +571,7 @@
           <w:rFonts w:ascii="Avenir Next" w:hAnsi="Avenir Next" w:cs="Avenir Next" w:eastAsia="Avenir Next"/>
           <w:i/>
           <w:color w:val="5A5F66"/>
-          <w:sz w:val="17"/>
+          <w:sz w:val="22"/>
           <w:szCs w:val="17"/>
         </w:rPr>
         <w:t xml:space="preserve">the steps in action</w:t>
@@ -578,7 +586,7 @@
           <w:rFonts w:ascii="Avenir Next" w:hAnsi="Avenir Next" w:cs="Avenir Next" w:eastAsia="Avenir Next"/>
           <w:b/>
           <w:color w:val="1A1A1A"/>
-          <w:sz w:val="21"/>
+          <w:sz w:val="22"/>
           <w:szCs w:val="21"/>
         </w:rPr>
         <w:t xml:space="preserve">Tickets are $6 each for 5 people, plus a $12 fee. Write the cost.</w:t>
@@ -597,25 +605,25 @@
           <w:rFonts w:ascii="Avenir Next" w:hAnsi="Avenir Next" w:cs="Avenir Next" w:eastAsia="Avenir Next"/>
           <w:b/>
           <w:color w:val="003A70"/>
+          <w:sz w:val="22"/>
+          <w:szCs w:val="19"/>
+        </w:rPr>
+        <w:t xml:space="preserve">Step 1</w:t>
+      </w:r>
+      <w:r>
+        <w:rPr>
+          <w:rFonts w:ascii="Avenir Next" w:hAnsi="Avenir Next" w:cs="Avenir Next" w:eastAsia="Avenir Next"/>
+          <w:color w:val="1A1A1A"/>
           <w:sz w:val="19"/>
           <w:szCs w:val="19"/>
         </w:rPr>
-        <w:t xml:space="preserve">Step 1</w:t>
-      </w:r>
-      <w:r>
-        <w:rPr>
-          <w:rFonts w:ascii="Avenir Next" w:hAnsi="Avenir Next" w:cs="Avenir Next" w:eastAsia="Avenir Next"/>
-          <w:color w:val="1A1A1A"/>
-          <w:sz w:val="19"/>
-          <w:szCs w:val="19"/>
-        </w:rPr>
         <w:tab/>
       </w:r>
       <w:r>
         <w:rPr>
           <w:rFonts w:ascii="Avenir Next" w:hAnsi="Avenir Next" w:cs="Avenir Next" w:eastAsia="Avenir Next"/>
           <w:color w:val="1A1A1A"/>
-          <w:sz w:val="21"/>
+          <w:sz w:val="22"/>
           <w:szCs w:val="21"/>
         </w:rPr>
         <w:t xml:space="preserve">Group: 5 × 6.</w:t>
@@ -634,25 +642,25 @@
           <w:rFonts w:ascii="Avenir Next" w:hAnsi="Avenir Next" w:cs="Avenir Next" w:eastAsia="Avenir Next"/>
           <w:b/>
           <w:color w:val="003A70"/>
+          <w:sz w:val="22"/>
+          <w:szCs w:val="19"/>
+        </w:rPr>
+        <w:t xml:space="preserve">Step 2</w:t>
+      </w:r>
+      <w:r>
+        <w:rPr>
+          <w:rFonts w:ascii="Avenir Next" w:hAnsi="Avenir Next" w:cs="Avenir Next" w:eastAsia="Avenir Next"/>
+          <w:color w:val="1A1A1A"/>
           <w:sz w:val="19"/>
           <w:szCs w:val="19"/>
         </w:rPr>
-        <w:t xml:space="preserve">Step 2</w:t>
-      </w:r>
-      <w:r>
-        <w:rPr>
-          <w:rFonts w:ascii="Avenir Next" w:hAnsi="Avenir Next" w:cs="Avenir Next" w:eastAsia="Avenir Next"/>
-          <w:color w:val="1A1A1A"/>
-          <w:sz w:val="19"/>
-          <w:szCs w:val="19"/>
-        </w:rPr>
         <w:tab/>
       </w:r>
       <w:r>
         <w:rPr>
           <w:rFonts w:ascii="Avenir Next" w:hAnsi="Avenir Next" w:cs="Avenir Next" w:eastAsia="Avenir Next"/>
           <w:color w:val="1A1A1A"/>
-          <w:sz w:val="21"/>
+          <w:sz w:val="22"/>
           <w:szCs w:val="21"/>
         </w:rPr>
         <w:t xml:space="preserve">One-time amount: 12.</w:t>
@@ -671,25 +679,25 @@
           <w:rFonts w:ascii="Avenir Next" w:hAnsi="Avenir Next" w:cs="Avenir Next" w:eastAsia="Avenir Next"/>
           <w:b/>
           <w:color w:val="003A70"/>
+          <w:sz w:val="22"/>
+          <w:szCs w:val="19"/>
+        </w:rPr>
+        <w:t xml:space="preserve">Step 3</w:t>
+      </w:r>
+      <w:r>
+        <w:rPr>
+          <w:rFonts w:ascii="Avenir Next" w:hAnsi="Avenir Next" w:cs="Avenir Next" w:eastAsia="Avenir Next"/>
+          <w:color w:val="1A1A1A"/>
           <w:sz w:val="19"/>
           <w:szCs w:val="19"/>
         </w:rPr>
-        <w:t xml:space="preserve">Step 3</w:t>
-      </w:r>
-      <w:r>
-        <w:rPr>
-          <w:rFonts w:ascii="Avenir Next" w:hAnsi="Avenir Next" w:cs="Avenir Next" w:eastAsia="Avenir Next"/>
-          <w:color w:val="1A1A1A"/>
-          <w:sz w:val="19"/>
-          <w:szCs w:val="19"/>
-        </w:rPr>
         <w:tab/>
       </w:r>
       <w:r>
         <w:rPr>
           <w:rFonts w:ascii="Avenir Next" w:hAnsi="Avenir Next" w:cs="Avenir Next" w:eastAsia="Avenir Next"/>
           <w:color w:val="1A1A1A"/>
-          <w:sz w:val="21"/>
+          <w:sz w:val="22"/>
           <w:szCs w:val="21"/>
         </w:rPr>
         <w:t xml:space="preserve">5 × 6 + 12.</w:t>
@@ -708,18 +716,18 @@
           <w:rFonts w:ascii="Avenir Next" w:hAnsi="Avenir Next" w:cs="Avenir Next" w:eastAsia="Avenir Next"/>
           <w:b/>
           <w:color w:val="1A1A1A"/>
+          <w:sz w:val="22"/>
+          <w:szCs w:val="21"/>
+        </w:rPr>
+        <w:t xml:space="preserve">Answer</w:t>
+      </w:r>
+      <w:r>
+        <w:rPr>
+          <w:rFonts w:ascii="Avenir Next" w:hAnsi="Avenir Next" w:cs="Avenir Next" w:eastAsia="Avenir Next"/>
+          <w:color w:val="1A1A1A"/>
           <w:sz w:val="21"/>
           <w:szCs w:val="21"/>
         </w:rPr>
-        <w:t xml:space="preserve">Answer</w:t>
-      </w:r>
-      <w:r>
-        <w:rPr>
-          <w:rFonts w:ascii="Avenir Next" w:hAnsi="Avenir Next" w:cs="Avenir Next" w:eastAsia="Avenir Next"/>
-          <w:color w:val="1A1A1A"/>
-          <w:sz w:val="21"/>
-          <w:szCs w:val="21"/>
-        </w:rPr>
         <w:tab/>
       </w:r>
       <w:r>
@@ -727,7 +735,7 @@
           <w:rFonts w:ascii="Avenir Next" w:hAnsi="Avenir Next" w:cs="Avenir Next" w:eastAsia="Avenir Next"/>
           <w:b/>
           <w:color w:val="1A1A1A"/>
-          <w:sz w:val="21"/>
+          <w:sz w:val="22"/>
           <w:szCs w:val="21"/>
         </w:rPr>
         <w:t xml:space="preserve">5 × 6 + 12 = 42 dollars</w:t>
@@ -735,6 +743,7 @@
     </w:p>
     <w:p>
       <w:pPr>
+        <w:pStyle w:val="Heading2"/>
         <w:keepNext/>
         <w:pBdr>
           <w:bottom w:val="single" w:sz="8" w:space="3" w:color="003A70"/>
@@ -750,7 +759,7 @@
           <w:b/>
           <w:color w:val="003A70"/>
           <w:spacing w:val="14"/>
-          <w:sz w:val="19"/>
+          <w:sz w:val="22"/>
           <w:szCs w:val="19"/>
         </w:rPr>
         <w:t xml:space="preserve">TRY IT WITH HELP</w:t>
@@ -769,7 +778,7 @@
           <w:rFonts w:ascii="Avenir Next" w:hAnsi="Avenir Next" w:cs="Avenir Next" w:eastAsia="Avenir Next"/>
           <w:i/>
           <w:color w:val="5A5F66"/>
-          <w:sz w:val="17"/>
+          <w:sz w:val="22"/>
           <w:szCs w:val="17"/>
         </w:rPr>
         <w:t xml:space="preserve">fill in each step</w:t>
@@ -827,35 +836,35 @@
           <w:rFonts w:ascii="Avenir Next" w:hAnsi="Avenir Next" w:cs="Avenir Next" w:eastAsia="Avenir Next"/>
           <w:b/>
           <w:color w:val="003A70"/>
+          <w:sz w:val="22"/>
+          <w:szCs w:val="18"/>
+        </w:rPr>
+        <w:t xml:space="preserve">Step 1</w:t>
+      </w:r>
+      <w:r>
+        <w:rPr>
+          <w:rFonts w:ascii="Avenir Next" w:hAnsi="Avenir Next" w:cs="Avenir Next" w:eastAsia="Avenir Next"/>
+          <w:color w:val="1A1A1A"/>
           <w:sz w:val="18"/>
           <w:szCs w:val="18"/>
         </w:rPr>
-        <w:t xml:space="preserve">Step 1</w:t>
-      </w:r>
-      <w:r>
-        <w:rPr>
-          <w:rFonts w:ascii="Avenir Next" w:hAnsi="Avenir Next" w:cs="Avenir Next" w:eastAsia="Avenir Next"/>
-          <w:color w:val="1A1A1A"/>
-          <w:sz w:val="18"/>
-          <w:szCs w:val="18"/>
-        </w:rPr>
         <w:tab/>
       </w:r>
       <w:r>
         <w:rPr>
           <w:rFonts w:ascii="Avenir Next" w:hAnsi="Avenir Next" w:cs="Avenir Next" w:eastAsia="Avenir Next"/>
           <w:color w:val="1A1A1A"/>
+          <w:sz w:val="22"/>
+          <w:szCs w:val="21"/>
+        </w:rPr>
+        <w:t xml:space="preserve">Group: </w:t>
+      </w:r>
+      <w:r>
+        <w:rPr>
+          <w:rFonts w:ascii="Avenir Next" w:hAnsi="Avenir Next" w:cs="Avenir Next" w:eastAsia="Avenir Next"/>
+          <w:color w:val="1A1A1A"/>
           <w:sz w:val="21"/>
           <w:szCs w:val="21"/>
-        </w:rPr>
-        <w:t xml:space="preserve">Group: </w:t>
-      </w:r>
-      <w:r>
-        <w:rPr>
-          <w:rFonts w:ascii="Avenir Next" w:hAnsi="Avenir Next" w:cs="Avenir Next" w:eastAsia="Avenir Next"/>
-          <w:color w:val="1A1A1A"/>
-          <w:sz w:val="21"/>
-          <w:szCs w:val="21"/>
           <w:u w:val="single"/>
         </w:rPr>
         <w:t xml:space="preserve">                </w:t>
@@ -864,7 +873,7 @@
         <w:rPr>
           <w:rFonts w:ascii="Avenir Next" w:hAnsi="Avenir Next" w:cs="Avenir Next" w:eastAsia="Avenir Next"/>
           <w:color w:val="1A1A1A"/>
-          <w:sz w:val="21"/>
+          <w:sz w:val="22"/>
           <w:szCs w:val="21"/>
         </w:rPr>
         <w:t xml:space="preserve"> × </w:t>
@@ -894,25 +903,25 @@
           <w:rFonts w:ascii="Avenir Next" w:hAnsi="Avenir Next" w:cs="Avenir Next" w:eastAsia="Avenir Next"/>
           <w:b/>
           <w:color w:val="003A70"/>
+          <w:sz w:val="22"/>
+          <w:szCs w:val="18"/>
+        </w:rPr>
+        <w:t xml:space="preserve">Step 2</w:t>
+      </w:r>
+      <w:r>
+        <w:rPr>
+          <w:rFonts w:ascii="Avenir Next" w:hAnsi="Avenir Next" w:cs="Avenir Next" w:eastAsia="Avenir Next"/>
+          <w:color w:val="1A1A1A"/>
           <w:sz w:val="18"/>
           <w:szCs w:val="18"/>
         </w:rPr>
-        <w:t xml:space="preserve">Step 2</w:t>
-      </w:r>
-      <w:r>
-        <w:rPr>
-          <w:rFonts w:ascii="Avenir Next" w:hAnsi="Avenir Next" w:cs="Avenir Next" w:eastAsia="Avenir Next"/>
-          <w:color w:val="1A1A1A"/>
-          <w:sz w:val="18"/>
-          <w:szCs w:val="18"/>
-        </w:rPr>
         <w:tab/>
       </w:r>
       <w:r>
         <w:rPr>
           <w:rFonts w:ascii="Avenir Next" w:hAnsi="Avenir Next" w:cs="Avenir Next" w:eastAsia="Avenir Next"/>
           <w:color w:val="1A1A1A"/>
-          <w:sz w:val="21"/>
+          <w:sz w:val="22"/>
           <w:szCs w:val="21"/>
         </w:rPr>
         <w:t xml:space="preserve">One-time amount: </w:t>
@@ -942,25 +951,25 @@
           <w:rFonts w:ascii="Avenir Next" w:hAnsi="Avenir Next" w:cs="Avenir Next" w:eastAsia="Avenir Next"/>
           <w:b/>
           <w:color w:val="003A70"/>
+          <w:sz w:val="22"/>
+          <w:szCs w:val="18"/>
+        </w:rPr>
+        <w:t xml:space="preserve">Step 3</w:t>
+      </w:r>
+      <w:r>
+        <w:rPr>
+          <w:rFonts w:ascii="Avenir Next" w:hAnsi="Avenir Next" w:cs="Avenir Next" w:eastAsia="Avenir Next"/>
+          <w:color w:val="1A1A1A"/>
           <w:sz w:val="18"/>
           <w:szCs w:val="18"/>
         </w:rPr>
-        <w:t xml:space="preserve">Step 3</w:t>
-      </w:r>
-      <w:r>
-        <w:rPr>
-          <w:rFonts w:ascii="Avenir Next" w:hAnsi="Avenir Next" w:cs="Avenir Next" w:eastAsia="Avenir Next"/>
-          <w:color w:val="1A1A1A"/>
-          <w:sz w:val="18"/>
-          <w:szCs w:val="18"/>
-        </w:rPr>
         <w:tab/>
       </w:r>
       <w:r>
         <w:rPr>
           <w:rFonts w:ascii="Avenir Next" w:hAnsi="Avenir Next" w:cs="Avenir Next" w:eastAsia="Avenir Next"/>
           <w:color w:val="1A1A1A"/>
-          <w:sz w:val="21"/>
+          <w:sz w:val="22"/>
           <w:szCs w:val="21"/>
         </w:rPr>
         <w:t xml:space="preserve">Expression: </w:t>
@@ -1033,35 +1042,35 @@
           <w:rFonts w:ascii="Avenir Next" w:hAnsi="Avenir Next" w:cs="Avenir Next" w:eastAsia="Avenir Next"/>
           <w:b/>
           <w:color w:val="003A70"/>
+          <w:sz w:val="22"/>
+          <w:szCs w:val="18"/>
+        </w:rPr>
+        <w:t xml:space="preserve">Step 1</w:t>
+      </w:r>
+      <w:r>
+        <w:rPr>
+          <w:rFonts w:ascii="Avenir Next" w:hAnsi="Avenir Next" w:cs="Avenir Next" w:eastAsia="Avenir Next"/>
+          <w:color w:val="1A1A1A"/>
           <w:sz w:val="18"/>
           <w:szCs w:val="18"/>
         </w:rPr>
-        <w:t xml:space="preserve">Step 1</w:t>
-      </w:r>
-      <w:r>
-        <w:rPr>
-          <w:rFonts w:ascii="Avenir Next" w:hAnsi="Avenir Next" w:cs="Avenir Next" w:eastAsia="Avenir Next"/>
-          <w:color w:val="1A1A1A"/>
-          <w:sz w:val="18"/>
-          <w:szCs w:val="18"/>
-        </w:rPr>
         <w:tab/>
       </w:r>
       <w:r>
         <w:rPr>
           <w:rFonts w:ascii="Avenir Next" w:hAnsi="Avenir Next" w:cs="Avenir Next" w:eastAsia="Avenir Next"/>
           <w:color w:val="1A1A1A"/>
+          <w:sz w:val="22"/>
+          <w:szCs w:val="21"/>
+        </w:rPr>
+        <w:t xml:space="preserve">Group: </w:t>
+      </w:r>
+      <w:r>
+        <w:rPr>
+          <w:rFonts w:ascii="Avenir Next" w:hAnsi="Avenir Next" w:cs="Avenir Next" w:eastAsia="Avenir Next"/>
+          <w:color w:val="1A1A1A"/>
           <w:sz w:val="21"/>
           <w:szCs w:val="21"/>
-        </w:rPr>
-        <w:t xml:space="preserve">Group: </w:t>
-      </w:r>
-      <w:r>
-        <w:rPr>
-          <w:rFonts w:ascii="Avenir Next" w:hAnsi="Avenir Next" w:cs="Avenir Next" w:eastAsia="Avenir Next"/>
-          <w:color w:val="1A1A1A"/>
-          <w:sz w:val="21"/>
-          <w:szCs w:val="21"/>
           <w:u w:val="single"/>
         </w:rPr>
         <w:t xml:space="preserve">                </w:t>
@@ -1070,7 +1079,7 @@
         <w:rPr>
           <w:rFonts w:ascii="Avenir Next" w:hAnsi="Avenir Next" w:cs="Avenir Next" w:eastAsia="Avenir Next"/>
           <w:color w:val="1A1A1A"/>
-          <w:sz w:val="21"/>
+          <w:sz w:val="22"/>
           <w:szCs w:val="21"/>
         </w:rPr>
         <w:t xml:space="preserve"> × </w:t>
@@ -1100,25 +1109,25 @@
           <w:rFonts w:ascii="Avenir Next" w:hAnsi="Avenir Next" w:cs="Avenir Next" w:eastAsia="Avenir Next"/>
           <w:b/>
           <w:color w:val="003A70"/>
+          <w:sz w:val="22"/>
+          <w:szCs w:val="18"/>
+        </w:rPr>
+        <w:t xml:space="preserve">Step 2</w:t>
+      </w:r>
+      <w:r>
+        <w:rPr>
+          <w:rFonts w:ascii="Avenir Next" w:hAnsi="Avenir Next" w:cs="Avenir Next" w:eastAsia="Avenir Next"/>
+          <w:color w:val="1A1A1A"/>
           <w:sz w:val="18"/>
           <w:szCs w:val="18"/>
         </w:rPr>
-        <w:t xml:space="preserve">Step 2</w:t>
-      </w:r>
-      <w:r>
-        <w:rPr>
-          <w:rFonts w:ascii="Avenir Next" w:hAnsi="Avenir Next" w:cs="Avenir Next" w:eastAsia="Avenir Next"/>
-          <w:color w:val="1A1A1A"/>
-          <w:sz w:val="18"/>
-          <w:szCs w:val="18"/>
-        </w:rPr>
         <w:tab/>
       </w:r>
       <w:r>
         <w:rPr>
           <w:rFonts w:ascii="Avenir Next" w:hAnsi="Avenir Next" w:cs="Avenir Next" w:eastAsia="Avenir Next"/>
           <w:color w:val="1A1A1A"/>
-          <w:sz w:val="21"/>
+          <w:sz w:val="22"/>
           <w:szCs w:val="21"/>
         </w:rPr>
         <w:t xml:space="preserve">One-time amount: </w:t>
@@ -1148,35 +1157,35 @@
           <w:rFonts w:ascii="Avenir Next" w:hAnsi="Avenir Next" w:cs="Avenir Next" w:eastAsia="Avenir Next"/>
           <w:b/>
           <w:color w:val="003A70"/>
+          <w:sz w:val="22"/>
+          <w:szCs w:val="18"/>
+        </w:rPr>
+        <w:t xml:space="preserve">Step 3</w:t>
+      </w:r>
+      <w:r>
+        <w:rPr>
+          <w:rFonts w:ascii="Avenir Next" w:hAnsi="Avenir Next" w:cs="Avenir Next" w:eastAsia="Avenir Next"/>
+          <w:color w:val="1A1A1A"/>
           <w:sz w:val="18"/>
           <w:szCs w:val="18"/>
         </w:rPr>
-        <w:t xml:space="preserve">Step 3</w:t>
-      </w:r>
-      <w:r>
-        <w:rPr>
-          <w:rFonts w:ascii="Avenir Next" w:hAnsi="Avenir Next" w:cs="Avenir Next" w:eastAsia="Avenir Next"/>
-          <w:color w:val="1A1A1A"/>
-          <w:sz w:val="18"/>
-          <w:szCs w:val="18"/>
-        </w:rPr>
         <w:tab/>
       </w:r>
       <w:r>
         <w:rPr>
           <w:rFonts w:ascii="Avenir Next" w:hAnsi="Avenir Next" w:cs="Avenir Next" w:eastAsia="Avenir Next"/>
           <w:color w:val="1A1A1A"/>
+          <w:sz w:val="22"/>
+          <w:szCs w:val="21"/>
+        </w:rPr>
+        <w:t xml:space="preserve">Expression: </w:t>
+      </w:r>
+      <w:r>
+        <w:rPr>
+          <w:rFonts w:ascii="Avenir Next" w:hAnsi="Avenir Next" w:cs="Avenir Next" w:eastAsia="Avenir Next"/>
+          <w:color w:val="1A1A1A"/>
           <w:sz w:val="21"/>
           <w:szCs w:val="21"/>
-        </w:rPr>
-        <w:t xml:space="preserve">Expression: </w:t>
-      </w:r>
-      <w:r>
-        <w:rPr>
-          <w:rFonts w:ascii="Avenir Next" w:hAnsi="Avenir Next" w:cs="Avenir Next" w:eastAsia="Avenir Next"/>
-          <w:color w:val="1A1A1A"/>
-          <w:sz w:val="21"/>
-          <w:szCs w:val="21"/>
           <w:u w:val="single"/>
         </w:rPr>
         <w:t xml:space="preserve">                </w:t>
@@ -1189,6 +1198,7 @@
     </w:p>
     <w:p>
       <w:pPr>
+        <w:pStyle w:val="Heading2"/>
         <w:keepNext/>
         <w:pBdr>
           <w:bottom w:val="single" w:sz="8" w:space="3" w:color="003A70"/>
@@ -1204,7 +1214,7 @@
           <w:b/>
           <w:color w:val="003A70"/>
           <w:spacing w:val="14"/>
-          <w:sz w:val="19"/>
+          <w:sz w:val="22"/>
           <w:szCs w:val="19"/>
         </w:rPr>
         <w:t xml:space="preserve">YOUR TURN</w:t>
@@ -1223,7 +1233,7 @@
           <w:rFonts w:ascii="Avenir Next" w:hAnsi="Avenir Next" w:cs="Avenir Next" w:eastAsia="Avenir Next"/>
           <w:i/>
           <w:color w:val="5A5F66"/>
-          <w:sz w:val="17"/>
+          <w:sz w:val="22"/>
           <w:szCs w:val="17"/>
         </w:rPr>
         <w:t xml:space="preserve">use the steps on your own</w:t>
@@ -1618,7 +1628,7 @@
           <w:caps/>
           <w:color w:val="003A70"/>
           <w:spacing w:val="12"/>
-          <w:sz w:val="19"/>
+          <w:sz w:val="22"/>
           <w:szCs w:val="19"/>
         </w:rPr>
         <w:t xml:space="preserve">Lesson 6-5  ·  Session 1  ·  Prerequisite Practice B  ·  Skill 2 of 2</w:t>
@@ -1626,6 +1636,7 @@
     </w:p>
     <w:p>
       <w:pPr>
+        <w:pStyle w:val="Heading1"/>
         <w:keepNext/>
         <w:spacing w:before="0" w:after="10" w:line="240" w:lineRule="auto"/>
       </w:pPr>
@@ -1651,7 +1662,7 @@
         <w:rPr>
           <w:rFonts w:ascii="Avenir Next" w:hAnsi="Avenir Next" w:cs="Avenir Next" w:eastAsia="Avenir Next"/>
           <w:color w:val="5A5F66"/>
-          <w:sz w:val="17"/>
+          <w:sz w:val="22"/>
           <w:szCs w:val="17"/>
         </w:rPr>
         <w:t xml:space="preserve">Builds on Grade 5 · 5.NF.B.3</w:t>
@@ -1694,6 +1705,7 @@
           </w:tcPr>
           <w:p>
             <w:pPr>
+              <w:pStyle w:val="Heading2"/>
               <w:spacing w:before="0" w:after="0" w:line="252" w:lineRule="auto"/>
             </w:pPr>
             <w:r>
@@ -1723,7 +1735,7 @@
               <w:rPr>
                 <w:rFonts w:ascii="Avenir Next" w:hAnsi="Avenir Next" w:cs="Avenir Next" w:eastAsia="Avenir Next"/>
                 <w:color w:val="1A1A1A"/>
-                <w:sz w:val="20"/>
+                <w:sz w:val="22"/>
                 <w:szCs w:val="20"/>
               </w:rPr>
               <w:t xml:space="preserve">You will write “5 times a number </w:t>
@@ -1733,7 +1745,7 @@
                 <w:rFonts w:ascii="Avenir Next" w:hAnsi="Avenir Next" w:cs="Avenir Next" w:eastAsia="Avenir Next"/>
                 <w:i/>
                 <w:color w:val="1A1A1A"/>
-                <w:sz w:val="20"/>
+                <w:sz w:val="22"/>
                 <w:szCs w:val="20"/>
               </w:rPr>
               <w:t xml:space="preserve">x</w:t>
@@ -1742,7 +1754,7 @@
               <w:rPr>
                 <w:rFonts w:ascii="Avenir Next" w:hAnsi="Avenir Next" w:cs="Avenir Next" w:eastAsia="Avenir Next"/>
                 <w:color w:val="1A1A1A"/>
-                <w:sz w:val="20"/>
+                <w:sz w:val="22"/>
                 <w:szCs w:val="20"/>
               </w:rPr>
               <w:t xml:space="preserve">” as 5</w:t>
@@ -1752,7 +1764,7 @@
                 <w:rFonts w:ascii="Avenir Next" w:hAnsi="Avenir Next" w:cs="Avenir Next" w:eastAsia="Avenir Next"/>
                 <w:i/>
                 <w:color w:val="1A1A1A"/>
-                <w:sz w:val="20"/>
+                <w:sz w:val="22"/>
                 <w:szCs w:val="20"/>
               </w:rPr>
               <w:t xml:space="preserve">x</w:t>
@@ -1761,7 +1773,7 @@
               <w:rPr>
                 <w:rFonts w:ascii="Avenir Next" w:hAnsi="Avenir Next" w:cs="Avenir Next" w:eastAsia="Avenir Next"/>
                 <w:color w:val="1A1A1A"/>
-                <w:sz w:val="20"/>
+                <w:sz w:val="22"/>
                 <w:szCs w:val="20"/>
               </w:rPr>
               <w:t xml:space="preserve"> and “</w:t>
@@ -1771,7 +1783,7 @@
                 <w:rFonts w:ascii="Avenir Next" w:hAnsi="Avenir Next" w:cs="Avenir Next" w:eastAsia="Avenir Next"/>
                 <w:i/>
                 <w:color w:val="1A1A1A"/>
-                <w:sz w:val="20"/>
+                <w:sz w:val="22"/>
                 <w:szCs w:val="20"/>
               </w:rPr>
               <w:t xml:space="preserve">w</w:t>
@@ -1780,7 +1792,7 @@
               <w:rPr>
                 <w:rFonts w:ascii="Avenir Next" w:hAnsi="Avenir Next" w:cs="Avenir Next" w:eastAsia="Avenir Next"/>
                 <w:color w:val="1A1A1A"/>
-                <w:sz w:val="20"/>
+                <w:sz w:val="22"/>
                 <w:szCs w:val="20"/>
               </w:rPr>
               <w:t xml:space="preserve"> divided by 3” as </w:t>
@@ -1790,7 +1802,7 @@
                 <w:rFonts w:ascii="Avenir Next" w:hAnsi="Avenir Next" w:cs="Avenir Next" w:eastAsia="Avenir Next"/>
                 <w:i/>
                 <w:color w:val="1A1A1A"/>
-                <w:sz w:val="20"/>
+                <w:sz w:val="22"/>
                 <w:szCs w:val="20"/>
               </w:rPr>
               <w:t xml:space="preserve">w</w:t>
@@ -1799,7 +1811,7 @@
               <w:rPr>
                 <w:rFonts w:ascii="Avenir Next" w:hAnsi="Avenir Next" w:cs="Avenir Next" w:eastAsia="Avenir Next"/>
                 <w:color w:val="1A1A1A"/>
-                <w:sz w:val="20"/>
+                <w:sz w:val="22"/>
                 <w:szCs w:val="20"/>
               </w:rPr>
               <w:t xml:space="preserve">/3.</w:t>
@@ -1819,6 +1831,7 @@
           </w:tcPr>
           <w:p>
             <w:pPr>
+              <w:pStyle w:val="Heading2"/>
               <w:spacing w:before="0" w:after="0" w:line="252" w:lineRule="auto"/>
             </w:pPr>
             <w:r>
@@ -1848,7 +1861,7 @@
               <w:rPr>
                 <w:rFonts w:ascii="Avenir Next" w:hAnsi="Avenir Next" w:cs="Avenir Next" w:eastAsia="Avenir Next"/>
                 <w:color w:val="1A1A1A"/>
-                <w:sz w:val="20"/>
+                <w:sz w:val="22"/>
                 <w:szCs w:val="20"/>
               </w:rPr>
               <w:t xml:space="preserve">Write 5 × </w:t>
@@ -1858,7 +1871,7 @@
                 <w:rFonts w:ascii="Avenir Next" w:hAnsi="Avenir Next" w:cs="Avenir Next" w:eastAsia="Avenir Next"/>
                 <w:i/>
                 <w:color w:val="1A1A1A"/>
-                <w:sz w:val="20"/>
+                <w:sz w:val="22"/>
                 <w:szCs w:val="20"/>
               </w:rPr>
               <w:t xml:space="preserve">x</w:t>
@@ -1867,7 +1880,7 @@
               <w:rPr>
                 <w:rFonts w:ascii="Avenir Next" w:hAnsi="Avenir Next" w:cs="Avenir Next" w:eastAsia="Avenir Next"/>
                 <w:color w:val="1A1A1A"/>
-                <w:sz w:val="20"/>
+                <w:sz w:val="22"/>
                 <w:szCs w:val="20"/>
               </w:rPr>
               <w:t xml:space="preserve"> as 5</w:t>
@@ -1877,7 +1890,7 @@
                 <w:rFonts w:ascii="Avenir Next" w:hAnsi="Avenir Next" w:cs="Avenir Next" w:eastAsia="Avenir Next"/>
                 <w:i/>
                 <w:color w:val="1A1A1A"/>
-                <w:sz w:val="20"/>
+                <w:sz w:val="22"/>
                 <w:szCs w:val="20"/>
               </w:rPr>
               <w:t xml:space="preserve">x</w:t>
@@ -1886,7 +1899,7 @@
               <w:rPr>
                 <w:rFonts w:ascii="Avenir Next" w:hAnsi="Avenir Next" w:cs="Avenir Next" w:eastAsia="Avenir Next"/>
                 <w:color w:val="1A1A1A"/>
-                <w:sz w:val="20"/>
+                <w:sz w:val="22"/>
                 <w:szCs w:val="20"/>
               </w:rPr>
               <w:t xml:space="preserve"> and </w:t>
@@ -1896,7 +1909,7 @@
                 <w:rFonts w:ascii="Avenir Next" w:hAnsi="Avenir Next" w:cs="Avenir Next" w:eastAsia="Avenir Next"/>
                 <w:i/>
                 <w:color w:val="1A1A1A"/>
-                <w:sz w:val="20"/>
+                <w:sz w:val="22"/>
                 <w:szCs w:val="20"/>
               </w:rPr>
               <w:t xml:space="preserve">y</w:t>
@@ -1905,7 +1918,7 @@
               <w:rPr>
                 <w:rFonts w:ascii="Avenir Next" w:hAnsi="Avenir Next" w:cs="Avenir Next" w:eastAsia="Avenir Next"/>
                 <w:color w:val="1A1A1A"/>
-                <w:sz w:val="20"/>
+                <w:sz w:val="22"/>
                 <w:szCs w:val="20"/>
               </w:rPr>
               <w:t xml:space="preserve"> ÷ 6 as </w:t>
@@ -1915,7 +1928,7 @@
                 <w:rFonts w:ascii="Avenir Next" w:hAnsi="Avenir Next" w:cs="Avenir Next" w:eastAsia="Avenir Next"/>
                 <w:i/>
                 <w:color w:val="1A1A1A"/>
-                <w:sz w:val="20"/>
+                <w:sz w:val="22"/>
                 <w:szCs w:val="20"/>
               </w:rPr>
               <w:t xml:space="preserve">y</w:t>
@@ -1924,7 +1937,7 @@
               <w:rPr>
                 <w:rFonts w:ascii="Avenir Next" w:hAnsi="Avenir Next" w:cs="Avenir Next" w:eastAsia="Avenir Next"/>
                 <w:color w:val="1A1A1A"/>
-                <w:sz w:val="20"/>
+                <w:sz w:val="22"/>
                 <w:szCs w:val="20"/>
               </w:rPr>
               <w:t xml:space="preserve">/6.  </w:t>
@@ -1934,7 +1947,7 @@
                 <w:rFonts w:ascii="Avenir Next" w:hAnsi="Avenir Next" w:cs="Avenir Next" w:eastAsia="Avenir Next"/>
                 <w:b/>
                 <w:color w:val="1A1A1A"/>
-                <w:sz w:val="20"/>
+                <w:sz w:val="22"/>
                 <w:szCs w:val="20"/>
               </w:rPr>
               <w:t xml:space="preserve">You will use it in Practice Form A, problem 1.</w:t>
@@ -1945,6 +1958,7 @@
     </w:tbl>
     <w:p>
       <w:pPr>
+        <w:pStyle w:val="Heading2"/>
         <w:keepNext/>
         <w:pBdr>
           <w:bottom w:val="single" w:sz="8" w:space="3" w:color="003A70"/>
@@ -1960,7 +1974,7 @@
           <w:b/>
           <w:color w:val="003A70"/>
           <w:spacing w:val="14"/>
-          <w:sz w:val="19"/>
+          <w:sz w:val="22"/>
           <w:szCs w:val="19"/>
         </w:rPr>
         <w:t xml:space="preserve">STEPS TO FOLLOW</w:t>
@@ -1979,7 +1993,7 @@
           <w:rFonts w:ascii="Avenir Next" w:hAnsi="Avenir Next" w:cs="Avenir Next" w:eastAsia="Avenir Next"/>
           <w:i/>
           <w:color w:val="5A5F66"/>
-          <w:sz w:val="17"/>
+          <w:sz w:val="22"/>
           <w:szCs w:val="17"/>
         </w:rPr>
         <w:t xml:space="preserve">use these same steps on every problem</w:t>
@@ -2021,6 +2035,7 @@
           </w:tcPr>
           <w:p>
             <w:pPr>
+              <w:pStyle w:val="Heading1"/>
               <w:spacing w:before="0" w:after="0" w:line="240" w:lineRule="auto"/>
               <w:jc w:val="center"/>
             </w:pPr>
@@ -2049,7 +2064,7 @@
               <w:rPr>
                 <w:rFonts w:ascii="Avenir Next" w:hAnsi="Avenir Next" w:cs="Avenir Next" w:eastAsia="Avenir Next"/>
                 <w:color w:val="1A1A1A"/>
-                <w:sz w:val="21"/>
+                <w:sz w:val="22"/>
                 <w:szCs w:val="21"/>
               </w:rPr>
               <w:t xml:space="preserve">Find the </w:t>
@@ -2059,7 +2074,7 @@
                 <w:rFonts w:ascii="Avenir Next" w:hAnsi="Avenir Next" w:cs="Avenir Next" w:eastAsia="Avenir Next"/>
                 <w:b/>
                 <w:color w:val="1A1A1A"/>
-                <w:sz w:val="21"/>
+                <w:sz w:val="22"/>
                 <w:szCs w:val="21"/>
               </w:rPr>
               <w:t xml:space="preserve">operation</w:t>
@@ -2068,7 +2083,7 @@
               <w:rPr>
                 <w:rFonts w:ascii="Avenir Next" w:hAnsi="Avenir Next" w:cs="Avenir Next" w:eastAsia="Avenir Next"/>
                 <w:color w:val="1A1A1A"/>
-                <w:sz w:val="21"/>
+                <w:sz w:val="22"/>
                 <w:szCs w:val="21"/>
               </w:rPr>
               <w:t xml:space="preserve">: × or ÷.</w:t>
@@ -2087,6 +2102,7 @@
           </w:tcPr>
           <w:p>
             <w:pPr>
+              <w:pStyle w:val="Heading1"/>
               <w:spacing w:before="0" w:after="0" w:line="240" w:lineRule="auto"/>
               <w:jc w:val="center"/>
             </w:pPr>
@@ -2115,7 +2131,7 @@
               <w:rPr>
                 <w:rFonts w:ascii="Avenir Next" w:hAnsi="Avenir Next" w:cs="Avenir Next" w:eastAsia="Avenir Next"/>
                 <w:color w:val="1A1A1A"/>
-                <w:sz w:val="21"/>
+                <w:sz w:val="22"/>
                 <w:szCs w:val="21"/>
               </w:rPr>
               <w:t xml:space="preserve">For ×, write the number </w:t>
@@ -2125,7 +2141,7 @@
                 <w:rFonts w:ascii="Avenir Next" w:hAnsi="Avenir Next" w:cs="Avenir Next" w:eastAsia="Avenir Next"/>
                 <w:b/>
                 <w:color w:val="1A1A1A"/>
-                <w:sz w:val="21"/>
+                <w:sz w:val="22"/>
                 <w:szCs w:val="21"/>
               </w:rPr>
               <w:t xml:space="preserve">next to</w:t>
@@ -2134,7 +2150,7 @@
               <w:rPr>
                 <w:rFonts w:ascii="Avenir Next" w:hAnsi="Avenir Next" w:cs="Avenir Next" w:eastAsia="Avenir Next"/>
                 <w:color w:val="1A1A1A"/>
-                <w:sz w:val="21"/>
+                <w:sz w:val="22"/>
                 <w:szCs w:val="21"/>
               </w:rPr>
               <w:t xml:space="preserve"> the letter.</w:t>
@@ -2153,6 +2169,7 @@
           </w:tcPr>
           <w:p>
             <w:pPr>
+              <w:pStyle w:val="Heading1"/>
               <w:spacing w:before="0" w:after="0" w:line="240" w:lineRule="auto"/>
               <w:jc w:val="center"/>
             </w:pPr>
@@ -2181,7 +2198,7 @@
               <w:rPr>
                 <w:rFonts w:ascii="Avenir Next" w:hAnsi="Avenir Next" w:cs="Avenir Next" w:eastAsia="Avenir Next"/>
                 <w:color w:val="1A1A1A"/>
-                <w:sz w:val="21"/>
+                <w:sz w:val="22"/>
                 <w:szCs w:val="21"/>
               </w:rPr>
               <w:t xml:space="preserve">For ÷, write a </w:t>
@@ -2191,7 +2208,7 @@
                 <w:rFonts w:ascii="Avenir Next" w:hAnsi="Avenir Next" w:cs="Avenir Next" w:eastAsia="Avenir Next"/>
                 <w:b/>
                 <w:color w:val="1A1A1A"/>
-                <w:sz w:val="21"/>
+                <w:sz w:val="22"/>
                 <w:szCs w:val="21"/>
               </w:rPr>
               <w:t xml:space="preserve">fraction</w:t>
@@ -2200,7 +2217,7 @@
               <w:rPr>
                 <w:rFonts w:ascii="Avenir Next" w:hAnsi="Avenir Next" w:cs="Avenir Next" w:eastAsia="Avenir Next"/>
                 <w:color w:val="1A1A1A"/>
-                <w:sz w:val="21"/>
+                <w:sz w:val="22"/>
                 <w:szCs w:val="21"/>
               </w:rPr>
               <w:t xml:space="preserve">: first number on top.</w:t>
@@ -2211,6 +2228,7 @@
     </w:tbl>
     <w:p>
       <w:pPr>
+        <w:pStyle w:val="Heading2"/>
         <w:keepNext/>
         <w:pBdr>
           <w:bottom w:val="single" w:sz="8" w:space="3" w:color="003A70"/>
@@ -2226,7 +2244,7 @@
           <w:b/>
           <w:color w:val="003A70"/>
           <w:spacing w:val="14"/>
-          <w:sz w:val="19"/>
+          <w:sz w:val="22"/>
           <w:szCs w:val="19"/>
         </w:rPr>
         <w:t xml:space="preserve">WATCH ME</w:t>
@@ -2245,7 +2263,7 @@
           <w:rFonts w:ascii="Avenir Next" w:hAnsi="Avenir Next" w:cs="Avenir Next" w:eastAsia="Avenir Next"/>
           <w:i/>
           <w:color w:val="5A5F66"/>
-          <w:sz w:val="17"/>
+          <w:sz w:val="22"/>
           <w:szCs w:val="17"/>
         </w:rPr>
         <w:t xml:space="preserve">the steps in action</w:t>
@@ -2260,7 +2278,7 @@
           <w:rFonts w:ascii="Avenir Next" w:hAnsi="Avenir Next" w:cs="Avenir Next" w:eastAsia="Avenir Next"/>
           <w:b/>
           <w:color w:val="1A1A1A"/>
-          <w:sz w:val="21"/>
+          <w:sz w:val="22"/>
           <w:szCs w:val="21"/>
         </w:rPr>
         <w:t xml:space="preserve">Write 4 × </w:t>
@@ -2271,7 +2289,7 @@
           <w:b/>
           <w:i/>
           <w:color w:val="1A1A1A"/>
-          <w:sz w:val="21"/>
+          <w:sz w:val="22"/>
           <w:szCs w:val="21"/>
         </w:rPr>
         <w:t xml:space="preserve">n</w:t>
@@ -2281,7 +2299,7 @@
           <w:rFonts w:ascii="Avenir Next" w:hAnsi="Avenir Next" w:cs="Avenir Next" w:eastAsia="Avenir Next"/>
           <w:b/>
           <w:color w:val="1A1A1A"/>
-          <w:sz w:val="21"/>
+          <w:sz w:val="22"/>
           <w:szCs w:val="21"/>
         </w:rPr>
         <w:t xml:space="preserve"> and </w:t>
@@ -2292,7 +2310,7 @@
           <w:b/>
           <w:i/>
           <w:color w:val="1A1A1A"/>
-          <w:sz w:val="21"/>
+          <w:sz w:val="22"/>
           <w:szCs w:val="21"/>
         </w:rPr>
         <w:t xml:space="preserve">n</w:t>
@@ -2302,7 +2320,7 @@
           <w:rFonts w:ascii="Avenir Next" w:hAnsi="Avenir Next" w:cs="Avenir Next" w:eastAsia="Avenir Next"/>
           <w:b/>
           <w:color w:val="1A1A1A"/>
-          <w:sz w:val="21"/>
+          <w:sz w:val="22"/>
           <w:szCs w:val="21"/>
         </w:rPr>
         <w:t xml:space="preserve"> ÷ 2 another way.</w:t>
@@ -2321,25 +2339,25 @@
           <w:rFonts w:ascii="Avenir Next" w:hAnsi="Avenir Next" w:cs="Avenir Next" w:eastAsia="Avenir Next"/>
           <w:b/>
           <w:color w:val="003A70"/>
+          <w:sz w:val="22"/>
+          <w:szCs w:val="19"/>
+        </w:rPr>
+        <w:t xml:space="preserve">Step 1</w:t>
+      </w:r>
+      <w:r>
+        <w:rPr>
+          <w:rFonts w:ascii="Avenir Next" w:hAnsi="Avenir Next" w:cs="Avenir Next" w:eastAsia="Avenir Next"/>
+          <w:color w:val="1A1A1A"/>
           <w:sz w:val="19"/>
           <w:szCs w:val="19"/>
         </w:rPr>
-        <w:t xml:space="preserve">Step 1</w:t>
-      </w:r>
-      <w:r>
-        <w:rPr>
-          <w:rFonts w:ascii="Avenir Next" w:hAnsi="Avenir Next" w:cs="Avenir Next" w:eastAsia="Avenir Next"/>
-          <w:color w:val="1A1A1A"/>
-          <w:sz w:val="19"/>
-          <w:szCs w:val="19"/>
-        </w:rPr>
         <w:tab/>
       </w:r>
       <w:r>
         <w:rPr>
           <w:rFonts w:ascii="Avenir Next" w:hAnsi="Avenir Next" w:cs="Avenir Next" w:eastAsia="Avenir Next"/>
           <w:color w:val="1A1A1A"/>
-          <w:sz w:val="21"/>
+          <w:sz w:val="22"/>
           <w:szCs w:val="21"/>
         </w:rPr>
         <w:t xml:space="preserve">4 × </w:t>
@@ -2349,7 +2367,7 @@
           <w:rFonts w:ascii="Avenir Next" w:hAnsi="Avenir Next" w:cs="Avenir Next" w:eastAsia="Avenir Next"/>
           <w:i/>
           <w:color w:val="1A1A1A"/>
-          <w:sz w:val="21"/>
+          <w:sz w:val="22"/>
           <w:szCs w:val="21"/>
         </w:rPr>
         <w:t xml:space="preserve">n</w:t>
@@ -2358,7 +2376,7 @@
         <w:rPr>
           <w:rFonts w:ascii="Avenir Next" w:hAnsi="Avenir Next" w:cs="Avenir Next" w:eastAsia="Avenir Next"/>
           <w:color w:val="1A1A1A"/>
-          <w:sz w:val="21"/>
+          <w:sz w:val="22"/>
           <w:szCs w:val="21"/>
         </w:rPr>
         <w:t xml:space="preserve"> has ×. </w:t>
@@ -2368,7 +2386,7 @@
           <w:rFonts w:ascii="Avenir Next" w:hAnsi="Avenir Next" w:cs="Avenir Next" w:eastAsia="Avenir Next"/>
           <w:i/>
           <w:color w:val="1A1A1A"/>
-          <w:sz w:val="21"/>
+          <w:sz w:val="22"/>
           <w:szCs w:val="21"/>
         </w:rPr>
         <w:t xml:space="preserve">n</w:t>
@@ -2377,7 +2395,7 @@
         <w:rPr>
           <w:rFonts w:ascii="Avenir Next" w:hAnsi="Avenir Next" w:cs="Avenir Next" w:eastAsia="Avenir Next"/>
           <w:color w:val="1A1A1A"/>
-          <w:sz w:val="21"/>
+          <w:sz w:val="22"/>
           <w:szCs w:val="21"/>
         </w:rPr>
         <w:t xml:space="preserve"> ÷ 2 has ÷.</w:t>
@@ -2396,25 +2414,25 @@
           <w:rFonts w:ascii="Avenir Next" w:hAnsi="Avenir Next" w:cs="Avenir Next" w:eastAsia="Avenir Next"/>
           <w:b/>
           <w:color w:val="003A70"/>
+          <w:sz w:val="22"/>
+          <w:szCs w:val="19"/>
+        </w:rPr>
+        <w:t xml:space="preserve">Step 2</w:t>
+      </w:r>
+      <w:r>
+        <w:rPr>
+          <w:rFonts w:ascii="Avenir Next" w:hAnsi="Avenir Next" w:cs="Avenir Next" w:eastAsia="Avenir Next"/>
+          <w:color w:val="1A1A1A"/>
           <w:sz w:val="19"/>
           <w:szCs w:val="19"/>
         </w:rPr>
-        <w:t xml:space="preserve">Step 2</w:t>
-      </w:r>
-      <w:r>
-        <w:rPr>
-          <w:rFonts w:ascii="Avenir Next" w:hAnsi="Avenir Next" w:cs="Avenir Next" w:eastAsia="Avenir Next"/>
-          <w:color w:val="1A1A1A"/>
-          <w:sz w:val="19"/>
-          <w:szCs w:val="19"/>
-        </w:rPr>
         <w:tab/>
       </w:r>
       <w:r>
         <w:rPr>
           <w:rFonts w:ascii="Avenir Next" w:hAnsi="Avenir Next" w:cs="Avenir Next" w:eastAsia="Avenir Next"/>
           <w:color w:val="1A1A1A"/>
-          <w:sz w:val="21"/>
+          <w:sz w:val="22"/>
           <w:szCs w:val="21"/>
         </w:rPr>
         <w:t xml:space="preserve">4 × </w:t>
@@ -2424,7 +2442,7 @@
           <w:rFonts w:ascii="Avenir Next" w:hAnsi="Avenir Next" w:cs="Avenir Next" w:eastAsia="Avenir Next"/>
           <w:i/>
           <w:color w:val="1A1A1A"/>
-          <w:sz w:val="21"/>
+          <w:sz w:val="22"/>
           <w:szCs w:val="21"/>
         </w:rPr>
         <w:t xml:space="preserve">n</w:t>
@@ -2433,7 +2451,7 @@
         <w:rPr>
           <w:rFonts w:ascii="Avenir Next" w:hAnsi="Avenir Next" w:cs="Avenir Next" w:eastAsia="Avenir Next"/>
           <w:color w:val="1A1A1A"/>
-          <w:sz w:val="21"/>
+          <w:sz w:val="22"/>
           <w:szCs w:val="21"/>
         </w:rPr>
         <w:t xml:space="preserve"> = 4</w:t>
@@ -2443,7 +2461,7 @@
           <w:rFonts w:ascii="Avenir Next" w:hAnsi="Avenir Next" w:cs="Avenir Next" w:eastAsia="Avenir Next"/>
           <w:i/>
           <w:color w:val="1A1A1A"/>
-          <w:sz w:val="21"/>
+          <w:sz w:val="22"/>
           <w:szCs w:val="21"/>
         </w:rPr>
         <w:t xml:space="preserve">n</w:t>
@@ -2452,7 +2470,7 @@
         <w:rPr>
           <w:rFonts w:ascii="Avenir Next" w:hAnsi="Avenir Next" w:cs="Avenir Next" w:eastAsia="Avenir Next"/>
           <w:color w:val="1A1A1A"/>
-          <w:sz w:val="21"/>
+          <w:sz w:val="22"/>
           <w:szCs w:val="21"/>
         </w:rPr>
         <w:t xml:space="preserve">.</w:t>
@@ -2471,18 +2489,18 @@
           <w:rFonts w:ascii="Avenir Next" w:hAnsi="Avenir Next" w:cs="Avenir Next" w:eastAsia="Avenir Next"/>
           <w:b/>
           <w:color w:val="003A70"/>
+          <w:sz w:val="22"/>
+          <w:szCs w:val="19"/>
+        </w:rPr>
+        <w:t xml:space="preserve">Step 3</w:t>
+      </w:r>
+      <w:r>
+        <w:rPr>
+          <w:rFonts w:ascii="Avenir Next" w:hAnsi="Avenir Next" w:cs="Avenir Next" w:eastAsia="Avenir Next"/>
+          <w:color w:val="1A1A1A"/>
           <w:sz w:val="19"/>
           <w:szCs w:val="19"/>
         </w:rPr>
-        <w:t xml:space="preserve">Step 3</w:t>
-      </w:r>
-      <w:r>
-        <w:rPr>
-          <w:rFonts w:ascii="Avenir Next" w:hAnsi="Avenir Next" w:cs="Avenir Next" w:eastAsia="Avenir Next"/>
-          <w:color w:val="1A1A1A"/>
-          <w:sz w:val="19"/>
-          <w:szCs w:val="19"/>
-        </w:rPr>
         <w:tab/>
       </w:r>
       <w:r>
@@ -2490,7 +2508,7 @@
           <w:rFonts w:ascii="Avenir Next" w:hAnsi="Avenir Next" w:cs="Avenir Next" w:eastAsia="Avenir Next"/>
           <w:i/>
           <w:color w:val="1A1A1A"/>
-          <w:sz w:val="21"/>
+          <w:sz w:val="22"/>
           <w:szCs w:val="21"/>
         </w:rPr>
         <w:t xml:space="preserve">n</w:t>
@@ -2499,7 +2517,7 @@
         <w:rPr>
           <w:rFonts w:ascii="Avenir Next" w:hAnsi="Avenir Next" w:cs="Avenir Next" w:eastAsia="Avenir Next"/>
           <w:color w:val="1A1A1A"/>
-          <w:sz w:val="21"/>
+          <w:sz w:val="22"/>
           <w:szCs w:val="21"/>
         </w:rPr>
         <w:t xml:space="preserve"> ÷ 2 = </w:t>
@@ -2509,7 +2527,7 @@
           <w:rFonts w:ascii="Avenir Next" w:hAnsi="Avenir Next" w:cs="Avenir Next" w:eastAsia="Avenir Next"/>
           <w:i/>
           <w:color w:val="1A1A1A"/>
-          <w:sz w:val="21"/>
+          <w:sz w:val="22"/>
           <w:szCs w:val="21"/>
         </w:rPr>
         <w:t xml:space="preserve">n</w:t>
@@ -2518,7 +2536,7 @@
         <w:rPr>
           <w:rFonts w:ascii="Avenir Next" w:hAnsi="Avenir Next" w:cs="Avenir Next" w:eastAsia="Avenir Next"/>
           <w:color w:val="1A1A1A"/>
-          <w:sz w:val="21"/>
+          <w:sz w:val="22"/>
           <w:szCs w:val="21"/>
         </w:rPr>
         <w:t xml:space="preserve">/2.</w:t>
@@ -2537,18 +2555,18 @@
           <w:rFonts w:ascii="Avenir Next" w:hAnsi="Avenir Next" w:cs="Avenir Next" w:eastAsia="Avenir Next"/>
           <w:b/>
           <w:color w:val="1A1A1A"/>
+          <w:sz w:val="22"/>
+          <w:szCs w:val="21"/>
+        </w:rPr>
+        <w:t xml:space="preserve">Answer</w:t>
+      </w:r>
+      <w:r>
+        <w:rPr>
+          <w:rFonts w:ascii="Avenir Next" w:hAnsi="Avenir Next" w:cs="Avenir Next" w:eastAsia="Avenir Next"/>
+          <w:color w:val="1A1A1A"/>
           <w:sz w:val="21"/>
           <w:szCs w:val="21"/>
         </w:rPr>
-        <w:t xml:space="preserve">Answer</w:t>
-      </w:r>
-      <w:r>
-        <w:rPr>
-          <w:rFonts w:ascii="Avenir Next" w:hAnsi="Avenir Next" w:cs="Avenir Next" w:eastAsia="Avenir Next"/>
-          <w:color w:val="1A1A1A"/>
-          <w:sz w:val="21"/>
-          <w:szCs w:val="21"/>
-        </w:rPr>
         <w:tab/>
       </w:r>
       <w:r>
@@ -2556,7 +2574,7 @@
           <w:rFonts w:ascii="Avenir Next" w:hAnsi="Avenir Next" w:cs="Avenir Next" w:eastAsia="Avenir Next"/>
           <w:b/>
           <w:color w:val="1A1A1A"/>
-          <w:sz w:val="21"/>
+          <w:sz w:val="22"/>
           <w:szCs w:val="21"/>
         </w:rPr>
         <w:t xml:space="preserve">4</w:t>
@@ -2567,7 +2585,7 @@
           <w:b/>
           <w:i/>
           <w:color w:val="1A1A1A"/>
-          <w:sz w:val="21"/>
+          <w:sz w:val="22"/>
           <w:szCs w:val="21"/>
         </w:rPr>
         <w:t xml:space="preserve">n</w:t>
@@ -2577,7 +2595,7 @@
           <w:rFonts w:ascii="Avenir Next" w:hAnsi="Avenir Next" w:cs="Avenir Next" w:eastAsia="Avenir Next"/>
           <w:b/>
           <w:color w:val="1A1A1A"/>
-          <w:sz w:val="21"/>
+          <w:sz w:val="22"/>
           <w:szCs w:val="21"/>
         </w:rPr>
         <w:t xml:space="preserve"> and </w:t>
@@ -2588,7 +2606,7 @@
           <w:b/>
           <w:i/>
           <w:color w:val="1A1A1A"/>
-          <w:sz w:val="21"/>
+          <w:sz w:val="22"/>
           <w:szCs w:val="21"/>
         </w:rPr>
         <w:t xml:space="preserve">n</w:t>
@@ -2598,7 +2616,7 @@
           <w:rFonts w:ascii="Avenir Next" w:hAnsi="Avenir Next" w:cs="Avenir Next" w:eastAsia="Avenir Next"/>
           <w:b/>
           <w:color w:val="1A1A1A"/>
-          <w:sz w:val="21"/>
+          <w:sz w:val="22"/>
           <w:szCs w:val="21"/>
         </w:rPr>
         <w:t xml:space="preserve">/2</w:t>
@@ -2606,6 +2624,7 @@
     </w:p>
     <w:p>
       <w:pPr>
+        <w:pStyle w:val="Heading2"/>
         <w:keepNext/>
         <w:pBdr>
           <w:bottom w:val="single" w:sz="8" w:space="3" w:color="003A70"/>
@@ -2621,7 +2640,7 @@
           <w:b/>
           <w:color w:val="003A70"/>
           <w:spacing w:val="14"/>
-          <w:sz w:val="19"/>
+          <w:sz w:val="22"/>
           <w:szCs w:val="19"/>
         </w:rPr>
         <w:t xml:space="preserve">TRY IT WITH HELP</w:t>
@@ -2640,7 +2659,7 @@
           <w:rFonts w:ascii="Avenir Next" w:hAnsi="Avenir Next" w:cs="Avenir Next" w:eastAsia="Avenir Next"/>
           <w:i/>
           <w:color w:val="5A5F66"/>
-          <w:sz w:val="17"/>
+          <w:sz w:val="22"/>
           <w:szCs w:val="17"/>
         </w:rPr>
         <w:t xml:space="preserve">fill in each step</w:t>
@@ -2736,54 +2755,92 @@
           <w:rFonts w:ascii="Avenir Next" w:hAnsi="Avenir Next" w:cs="Avenir Next" w:eastAsia="Avenir Next"/>
           <w:b/>
           <w:color w:val="003A70"/>
+          <w:sz w:val="22"/>
+          <w:szCs w:val="18"/>
+        </w:rPr>
+        <w:t xml:space="preserve">Step 1</w:t>
+      </w:r>
+      <w:r>
+        <w:rPr>
+          <w:rFonts w:ascii="Avenir Next" w:hAnsi="Avenir Next" w:cs="Avenir Next" w:eastAsia="Avenir Next"/>
+          <w:color w:val="1A1A1A"/>
           <w:sz w:val="18"/>
           <w:szCs w:val="18"/>
         </w:rPr>
-        <w:t xml:space="preserve">Step 1</w:t>
-      </w:r>
-      <w:r>
-        <w:rPr>
-          <w:rFonts w:ascii="Avenir Next" w:hAnsi="Avenir Next" w:cs="Avenir Next" w:eastAsia="Avenir Next"/>
-          <w:color w:val="1A1A1A"/>
-          <w:sz w:val="18"/>
-          <w:szCs w:val="18"/>
-        </w:rPr>
         <w:tab/>
       </w:r>
       <w:r>
         <w:rPr>
           <w:rFonts w:ascii="Avenir Next" w:hAnsi="Avenir Next" w:cs="Avenir Next" w:eastAsia="Avenir Next"/>
           <w:color w:val="1A1A1A"/>
+          <w:sz w:val="22"/>
+          <w:szCs w:val="21"/>
+        </w:rPr>
+        <w:t xml:space="preserve">7 × </w:t>
+      </w:r>
+      <w:r>
+        <w:rPr>
+          <w:rFonts w:ascii="Avenir Next" w:hAnsi="Avenir Next" w:cs="Avenir Next" w:eastAsia="Avenir Next"/>
+          <w:i/>
+          <w:color w:val="1A1A1A"/>
+          <w:sz w:val="22"/>
+          <w:szCs w:val="21"/>
+        </w:rPr>
+        <w:t xml:space="preserve">y</w:t>
+      </w:r>
+      <w:r>
+        <w:rPr>
+          <w:rFonts w:ascii="Avenir Next" w:hAnsi="Avenir Next" w:cs="Avenir Next" w:eastAsia="Avenir Next"/>
+          <w:color w:val="1A1A1A"/>
+          <w:sz w:val="22"/>
+          <w:szCs w:val="21"/>
+        </w:rPr>
+        <w:t xml:space="preserve"> has </w:t>
+      </w:r>
+      <w:r>
+        <w:rPr>
+          <w:rFonts w:ascii="Avenir Next" w:hAnsi="Avenir Next" w:cs="Avenir Next" w:eastAsia="Avenir Next"/>
+          <w:color w:val="1A1A1A"/>
           <w:sz w:val="21"/>
           <w:szCs w:val="21"/>
-        </w:rPr>
-        <w:t xml:space="preserve">7 × </w:t>
+          <w:u w:val="single"/>
+        </w:rPr>
+        <w:t xml:space="preserve">                </w:t>
+      </w:r>
+      <w:r>
+        <w:rPr>
+          <w:rFonts w:ascii="Avenir Next" w:hAnsi="Avenir Next" w:cs="Avenir Next" w:eastAsia="Avenir Next"/>
+          <w:color w:val="1A1A1A"/>
+          <w:sz w:val="22"/>
+          <w:szCs w:val="21"/>
+        </w:rPr>
+        <w:t xml:space="preserve">. </w:t>
       </w:r>
       <w:r>
         <w:rPr>
           <w:rFonts w:ascii="Avenir Next" w:hAnsi="Avenir Next" w:cs="Avenir Next" w:eastAsia="Avenir Next"/>
           <w:i/>
           <w:color w:val="1A1A1A"/>
+          <w:sz w:val="22"/>
+          <w:szCs w:val="21"/>
+        </w:rPr>
+        <w:t xml:space="preserve">y</w:t>
+      </w:r>
+      <w:r>
+        <w:rPr>
+          <w:rFonts w:ascii="Avenir Next" w:hAnsi="Avenir Next" w:cs="Avenir Next" w:eastAsia="Avenir Next"/>
+          <w:color w:val="1A1A1A"/>
+          <w:sz w:val="22"/>
+          <w:szCs w:val="21"/>
+        </w:rPr>
+        <w:t xml:space="preserve"> ÷ 3 has </w:t>
+      </w:r>
+      <w:r>
+        <w:rPr>
+          <w:rFonts w:ascii="Avenir Next" w:hAnsi="Avenir Next" w:cs="Avenir Next" w:eastAsia="Avenir Next"/>
+          <w:color w:val="1A1A1A"/>
           <w:sz w:val="21"/>
           <w:szCs w:val="21"/>
-        </w:rPr>
-        <w:t xml:space="preserve">y</w:t>
-      </w:r>
-      <w:r>
-        <w:rPr>
-          <w:rFonts w:ascii="Avenir Next" w:hAnsi="Avenir Next" w:cs="Avenir Next" w:eastAsia="Avenir Next"/>
-          <w:color w:val="1A1A1A"/>
-          <w:sz w:val="21"/>
-          <w:szCs w:val="21"/>
-        </w:rPr>
-        <w:t xml:space="preserve"> has </w:t>
-      </w:r>
-      <w:r>
-        <w:rPr>
-          <w:rFonts w:ascii="Avenir Next" w:hAnsi="Avenir Next" w:cs="Avenir Next" w:eastAsia="Avenir Next"/>
-          <w:color w:val="1A1A1A"/>
-          <w:sz w:val="21"/>
-          <w:szCs w:val="21"/>
           <w:u w:val="single"/>
         </w:rPr>
         <w:t xml:space="preserve">                </w:t>
@@ -2792,45 +2849,7 @@
         <w:rPr>
           <w:rFonts w:ascii="Avenir Next" w:hAnsi="Avenir Next" w:cs="Avenir Next" w:eastAsia="Avenir Next"/>
           <w:color w:val="1A1A1A"/>
-          <w:sz w:val="21"/>
-          <w:szCs w:val="21"/>
-        </w:rPr>
-        <w:t xml:space="preserve">. </w:t>
-      </w:r>
-      <w:r>
-        <w:rPr>
-          <w:rFonts w:ascii="Avenir Next" w:hAnsi="Avenir Next" w:cs="Avenir Next" w:eastAsia="Avenir Next"/>
-          <w:i/>
-          <w:color w:val="1A1A1A"/>
-          <w:sz w:val="21"/>
-          <w:szCs w:val="21"/>
-        </w:rPr>
-        <w:t xml:space="preserve">y</w:t>
-      </w:r>
-      <w:r>
-        <w:rPr>
-          <w:rFonts w:ascii="Avenir Next" w:hAnsi="Avenir Next" w:cs="Avenir Next" w:eastAsia="Avenir Next"/>
-          <w:color w:val="1A1A1A"/>
-          <w:sz w:val="21"/>
-          <w:szCs w:val="21"/>
-        </w:rPr>
-        <w:t xml:space="preserve"> ÷ 3 has </w:t>
-      </w:r>
-      <w:r>
-        <w:rPr>
-          <w:rFonts w:ascii="Avenir Next" w:hAnsi="Avenir Next" w:cs="Avenir Next" w:eastAsia="Avenir Next"/>
-          <w:color w:val="1A1A1A"/>
-          <w:sz w:val="21"/>
-          <w:szCs w:val="21"/>
-          <w:u w:val="single"/>
-        </w:rPr>
-        <w:t xml:space="preserve">                </w:t>
-      </w:r>
-      <w:r>
-        <w:rPr>
-          <w:rFonts w:ascii="Avenir Next" w:hAnsi="Avenir Next" w:cs="Avenir Next" w:eastAsia="Avenir Next"/>
-          <w:color w:val="1A1A1A"/>
-          <w:sz w:val="21"/>
+          <w:sz w:val="22"/>
           <w:szCs w:val="21"/>
         </w:rPr>
         <w:t xml:space="preserve">.</w:t>
@@ -2850,25 +2869,25 @@
           <w:rFonts w:ascii="Avenir Next" w:hAnsi="Avenir Next" w:cs="Avenir Next" w:eastAsia="Avenir Next"/>
           <w:b/>
           <w:color w:val="003A70"/>
+          <w:sz w:val="22"/>
+          <w:szCs w:val="18"/>
+        </w:rPr>
+        <w:t xml:space="preserve">Step 2</w:t>
+      </w:r>
+      <w:r>
+        <w:rPr>
+          <w:rFonts w:ascii="Avenir Next" w:hAnsi="Avenir Next" w:cs="Avenir Next" w:eastAsia="Avenir Next"/>
+          <w:color w:val="1A1A1A"/>
           <w:sz w:val="18"/>
           <w:szCs w:val="18"/>
         </w:rPr>
-        <w:t xml:space="preserve">Step 2</w:t>
-      </w:r>
-      <w:r>
-        <w:rPr>
-          <w:rFonts w:ascii="Avenir Next" w:hAnsi="Avenir Next" w:cs="Avenir Next" w:eastAsia="Avenir Next"/>
-          <w:color w:val="1A1A1A"/>
-          <w:sz w:val="18"/>
-          <w:szCs w:val="18"/>
-        </w:rPr>
         <w:tab/>
       </w:r>
       <w:r>
         <w:rPr>
           <w:rFonts w:ascii="Avenir Next" w:hAnsi="Avenir Next" w:cs="Avenir Next" w:eastAsia="Avenir Next"/>
           <w:color w:val="1A1A1A"/>
-          <w:sz w:val="21"/>
+          <w:sz w:val="22"/>
           <w:szCs w:val="21"/>
         </w:rPr>
         <w:t xml:space="preserve">7 × </w:t>
@@ -2878,7 +2897,7 @@
           <w:rFonts w:ascii="Avenir Next" w:hAnsi="Avenir Next" w:cs="Avenir Next" w:eastAsia="Avenir Next"/>
           <w:i/>
           <w:color w:val="1A1A1A"/>
-          <w:sz w:val="21"/>
+          <w:sz w:val="22"/>
           <w:szCs w:val="21"/>
         </w:rPr>
         <w:t xml:space="preserve">y</w:t>
@@ -2887,7 +2906,7 @@
         <w:rPr>
           <w:rFonts w:ascii="Avenir Next" w:hAnsi="Avenir Next" w:cs="Avenir Next" w:eastAsia="Avenir Next"/>
           <w:color w:val="1A1A1A"/>
-          <w:sz w:val="21"/>
+          <w:sz w:val="22"/>
           <w:szCs w:val="21"/>
         </w:rPr>
         <w:t xml:space="preserve"> = </w:t>
@@ -2917,18 +2936,18 @@
           <w:rFonts w:ascii="Avenir Next" w:hAnsi="Avenir Next" w:cs="Avenir Next" w:eastAsia="Avenir Next"/>
           <w:b/>
           <w:color w:val="003A70"/>
+          <w:sz w:val="22"/>
+          <w:szCs w:val="18"/>
+        </w:rPr>
+        <w:t xml:space="preserve">Step 3</w:t>
+      </w:r>
+      <w:r>
+        <w:rPr>
+          <w:rFonts w:ascii="Avenir Next" w:hAnsi="Avenir Next" w:cs="Avenir Next" w:eastAsia="Avenir Next"/>
+          <w:color w:val="1A1A1A"/>
           <w:sz w:val="18"/>
           <w:szCs w:val="18"/>
         </w:rPr>
-        <w:t xml:space="preserve">Step 3</w:t>
-      </w:r>
-      <w:r>
-        <w:rPr>
-          <w:rFonts w:ascii="Avenir Next" w:hAnsi="Avenir Next" w:cs="Avenir Next" w:eastAsia="Avenir Next"/>
-          <w:color w:val="1A1A1A"/>
-          <w:sz w:val="18"/>
-          <w:szCs w:val="18"/>
-        </w:rPr>
         <w:tab/>
       </w:r>
       <w:r>
@@ -2936,7 +2955,7 @@
           <w:rFonts w:ascii="Avenir Next" w:hAnsi="Avenir Next" w:cs="Avenir Next" w:eastAsia="Avenir Next"/>
           <w:i/>
           <w:color w:val="1A1A1A"/>
-          <w:sz w:val="21"/>
+          <w:sz w:val="22"/>
           <w:szCs w:val="21"/>
         </w:rPr>
         <w:t xml:space="preserve">y</w:t>
@@ -2945,7 +2964,7 @@
         <w:rPr>
           <w:rFonts w:ascii="Avenir Next" w:hAnsi="Avenir Next" w:cs="Avenir Next" w:eastAsia="Avenir Next"/>
           <w:color w:val="1A1A1A"/>
-          <w:sz w:val="21"/>
+          <w:sz w:val="22"/>
           <w:szCs w:val="21"/>
         </w:rPr>
         <w:t xml:space="preserve"> ÷ 3 = </w:t>
@@ -3056,54 +3075,92 @@
           <w:rFonts w:ascii="Avenir Next" w:hAnsi="Avenir Next" w:cs="Avenir Next" w:eastAsia="Avenir Next"/>
           <w:b/>
           <w:color w:val="003A70"/>
+          <w:sz w:val="22"/>
+          <w:szCs w:val="18"/>
+        </w:rPr>
+        <w:t xml:space="preserve">Step 1</w:t>
+      </w:r>
+      <w:r>
+        <w:rPr>
+          <w:rFonts w:ascii="Avenir Next" w:hAnsi="Avenir Next" w:cs="Avenir Next" w:eastAsia="Avenir Next"/>
+          <w:color w:val="1A1A1A"/>
           <w:sz w:val="18"/>
           <w:szCs w:val="18"/>
         </w:rPr>
-        <w:t xml:space="preserve">Step 1</w:t>
-      </w:r>
-      <w:r>
-        <w:rPr>
-          <w:rFonts w:ascii="Avenir Next" w:hAnsi="Avenir Next" w:cs="Avenir Next" w:eastAsia="Avenir Next"/>
-          <w:color w:val="1A1A1A"/>
-          <w:sz w:val="18"/>
-          <w:szCs w:val="18"/>
-        </w:rPr>
         <w:tab/>
       </w:r>
       <w:r>
         <w:rPr>
           <w:rFonts w:ascii="Avenir Next" w:hAnsi="Avenir Next" w:cs="Avenir Next" w:eastAsia="Avenir Next"/>
           <w:color w:val="1A1A1A"/>
+          <w:sz w:val="22"/>
+          <w:szCs w:val="21"/>
+        </w:rPr>
+        <w:t xml:space="preserve">2 × </w:t>
+      </w:r>
+      <w:r>
+        <w:rPr>
+          <w:rFonts w:ascii="Avenir Next" w:hAnsi="Avenir Next" w:cs="Avenir Next" w:eastAsia="Avenir Next"/>
+          <w:i/>
+          <w:color w:val="1A1A1A"/>
+          <w:sz w:val="22"/>
+          <w:szCs w:val="21"/>
+        </w:rPr>
+        <w:t xml:space="preserve">w</w:t>
+      </w:r>
+      <w:r>
+        <w:rPr>
+          <w:rFonts w:ascii="Avenir Next" w:hAnsi="Avenir Next" w:cs="Avenir Next" w:eastAsia="Avenir Next"/>
+          <w:color w:val="1A1A1A"/>
+          <w:sz w:val="22"/>
+          <w:szCs w:val="21"/>
+        </w:rPr>
+        <w:t xml:space="preserve"> has </w:t>
+      </w:r>
+      <w:r>
+        <w:rPr>
+          <w:rFonts w:ascii="Avenir Next" w:hAnsi="Avenir Next" w:cs="Avenir Next" w:eastAsia="Avenir Next"/>
+          <w:color w:val="1A1A1A"/>
           <w:sz w:val="21"/>
           <w:szCs w:val="21"/>
-        </w:rPr>
-        <w:t xml:space="preserve">2 × </w:t>
+          <w:u w:val="single"/>
+        </w:rPr>
+        <w:t xml:space="preserve">                </w:t>
+      </w:r>
+      <w:r>
+        <w:rPr>
+          <w:rFonts w:ascii="Avenir Next" w:hAnsi="Avenir Next" w:cs="Avenir Next" w:eastAsia="Avenir Next"/>
+          <w:color w:val="1A1A1A"/>
+          <w:sz w:val="22"/>
+          <w:szCs w:val="21"/>
+        </w:rPr>
+        <w:t xml:space="preserve">. </w:t>
       </w:r>
       <w:r>
         <w:rPr>
           <w:rFonts w:ascii="Avenir Next" w:hAnsi="Avenir Next" w:cs="Avenir Next" w:eastAsia="Avenir Next"/>
           <w:i/>
           <w:color w:val="1A1A1A"/>
+          <w:sz w:val="22"/>
+          <w:szCs w:val="21"/>
+        </w:rPr>
+        <w:t xml:space="preserve">w</w:t>
+      </w:r>
+      <w:r>
+        <w:rPr>
+          <w:rFonts w:ascii="Avenir Next" w:hAnsi="Avenir Next" w:cs="Avenir Next" w:eastAsia="Avenir Next"/>
+          <w:color w:val="1A1A1A"/>
+          <w:sz w:val="22"/>
+          <w:szCs w:val="21"/>
+        </w:rPr>
+        <w:t xml:space="preserve"> ÷ 5 has </w:t>
+      </w:r>
+      <w:r>
+        <w:rPr>
+          <w:rFonts w:ascii="Avenir Next" w:hAnsi="Avenir Next" w:cs="Avenir Next" w:eastAsia="Avenir Next"/>
+          <w:color w:val="1A1A1A"/>
           <w:sz w:val="21"/>
           <w:szCs w:val="21"/>
-        </w:rPr>
-        <w:t xml:space="preserve">w</w:t>
-      </w:r>
-      <w:r>
-        <w:rPr>
-          <w:rFonts w:ascii="Avenir Next" w:hAnsi="Avenir Next" w:cs="Avenir Next" w:eastAsia="Avenir Next"/>
-          <w:color w:val="1A1A1A"/>
-          <w:sz w:val="21"/>
-          <w:szCs w:val="21"/>
-        </w:rPr>
-        <w:t xml:space="preserve"> has </w:t>
-      </w:r>
-      <w:r>
-        <w:rPr>
-          <w:rFonts w:ascii="Avenir Next" w:hAnsi="Avenir Next" w:cs="Avenir Next" w:eastAsia="Avenir Next"/>
-          <w:color w:val="1A1A1A"/>
-          <w:sz w:val="21"/>
-          <w:szCs w:val="21"/>
           <w:u w:val="single"/>
         </w:rPr>
         <w:t xml:space="preserve">                </w:t>
@@ -3112,45 +3169,7 @@
         <w:rPr>
           <w:rFonts w:ascii="Avenir Next" w:hAnsi="Avenir Next" w:cs="Avenir Next" w:eastAsia="Avenir Next"/>
           <w:color w:val="1A1A1A"/>
-          <w:sz w:val="21"/>
-          <w:szCs w:val="21"/>
-        </w:rPr>
-        <w:t xml:space="preserve">. </w:t>
-      </w:r>
-      <w:r>
-        <w:rPr>
-          <w:rFonts w:ascii="Avenir Next" w:hAnsi="Avenir Next" w:cs="Avenir Next" w:eastAsia="Avenir Next"/>
-          <w:i/>
-          <w:color w:val="1A1A1A"/>
-          <w:sz w:val="21"/>
-          <w:szCs w:val="21"/>
-        </w:rPr>
-        <w:t xml:space="preserve">w</w:t>
-      </w:r>
-      <w:r>
-        <w:rPr>
-          <w:rFonts w:ascii="Avenir Next" w:hAnsi="Avenir Next" w:cs="Avenir Next" w:eastAsia="Avenir Next"/>
-          <w:color w:val="1A1A1A"/>
-          <w:sz w:val="21"/>
-          <w:szCs w:val="21"/>
-        </w:rPr>
-        <w:t xml:space="preserve"> ÷ 5 has </w:t>
-      </w:r>
-      <w:r>
-        <w:rPr>
-          <w:rFonts w:ascii="Avenir Next" w:hAnsi="Avenir Next" w:cs="Avenir Next" w:eastAsia="Avenir Next"/>
-          <w:color w:val="1A1A1A"/>
-          <w:sz w:val="21"/>
-          <w:szCs w:val="21"/>
-          <w:u w:val="single"/>
-        </w:rPr>
-        <w:t xml:space="preserve">                </w:t>
-      </w:r>
-      <w:r>
-        <w:rPr>
-          <w:rFonts w:ascii="Avenir Next" w:hAnsi="Avenir Next" w:cs="Avenir Next" w:eastAsia="Avenir Next"/>
-          <w:color w:val="1A1A1A"/>
-          <w:sz w:val="21"/>
+          <w:sz w:val="22"/>
           <w:szCs w:val="21"/>
         </w:rPr>
         <w:t xml:space="preserve">.</w:t>
@@ -3170,25 +3189,25 @@
           <w:rFonts w:ascii="Avenir Next" w:hAnsi="Avenir Next" w:cs="Avenir Next" w:eastAsia="Avenir Next"/>
           <w:b/>
           <w:color w:val="003A70"/>
+          <w:sz w:val="22"/>
+          <w:szCs w:val="18"/>
+        </w:rPr>
+        <w:t xml:space="preserve">Step 2</w:t>
+      </w:r>
+      <w:r>
+        <w:rPr>
+          <w:rFonts w:ascii="Avenir Next" w:hAnsi="Avenir Next" w:cs="Avenir Next" w:eastAsia="Avenir Next"/>
+          <w:color w:val="1A1A1A"/>
           <w:sz w:val="18"/>
           <w:szCs w:val="18"/>
         </w:rPr>
-        <w:t xml:space="preserve">Step 2</w:t>
-      </w:r>
-      <w:r>
-        <w:rPr>
-          <w:rFonts w:ascii="Avenir Next" w:hAnsi="Avenir Next" w:cs="Avenir Next" w:eastAsia="Avenir Next"/>
-          <w:color w:val="1A1A1A"/>
-          <w:sz w:val="18"/>
-          <w:szCs w:val="18"/>
-        </w:rPr>
         <w:tab/>
       </w:r>
       <w:r>
         <w:rPr>
           <w:rFonts w:ascii="Avenir Next" w:hAnsi="Avenir Next" w:cs="Avenir Next" w:eastAsia="Avenir Next"/>
           <w:color w:val="1A1A1A"/>
-          <w:sz w:val="21"/>
+          <w:sz w:val="22"/>
           <w:szCs w:val="21"/>
         </w:rPr>
         <w:t xml:space="preserve">2 × </w:t>
@@ -3198,7 +3217,7 @@
           <w:rFonts w:ascii="Avenir Next" w:hAnsi="Avenir Next" w:cs="Avenir Next" w:eastAsia="Avenir Next"/>
           <w:i/>
           <w:color w:val="1A1A1A"/>
-          <w:sz w:val="21"/>
+          <w:sz w:val="22"/>
           <w:szCs w:val="21"/>
         </w:rPr>
         <w:t xml:space="preserve">w</w:t>
@@ -3207,7 +3226,7 @@
         <w:rPr>
           <w:rFonts w:ascii="Avenir Next" w:hAnsi="Avenir Next" w:cs="Avenir Next" w:eastAsia="Avenir Next"/>
           <w:color w:val="1A1A1A"/>
-          <w:sz w:val="21"/>
+          <w:sz w:val="22"/>
           <w:szCs w:val="21"/>
         </w:rPr>
         <w:t xml:space="preserve"> = </w:t>
@@ -3237,18 +3256,18 @@
           <w:rFonts w:ascii="Avenir Next" w:hAnsi="Avenir Next" w:cs="Avenir Next" w:eastAsia="Avenir Next"/>
           <w:b/>
           <w:color w:val="003A70"/>
+          <w:sz w:val="22"/>
+          <w:szCs w:val="18"/>
+        </w:rPr>
+        <w:t xml:space="preserve">Step 3</w:t>
+      </w:r>
+      <w:r>
+        <w:rPr>
+          <w:rFonts w:ascii="Avenir Next" w:hAnsi="Avenir Next" w:cs="Avenir Next" w:eastAsia="Avenir Next"/>
+          <w:color w:val="1A1A1A"/>
           <w:sz w:val="18"/>
           <w:szCs w:val="18"/>
         </w:rPr>
-        <w:t xml:space="preserve">Step 3</w:t>
-      </w:r>
-      <w:r>
-        <w:rPr>
-          <w:rFonts w:ascii="Avenir Next" w:hAnsi="Avenir Next" w:cs="Avenir Next" w:eastAsia="Avenir Next"/>
-          <w:color w:val="1A1A1A"/>
-          <w:sz w:val="18"/>
-          <w:szCs w:val="18"/>
-        </w:rPr>
         <w:tab/>
       </w:r>
       <w:r>
@@ -3256,26 +3275,26 @@
           <w:rFonts w:ascii="Avenir Next" w:hAnsi="Avenir Next" w:cs="Avenir Next" w:eastAsia="Avenir Next"/>
           <w:i/>
           <w:color w:val="1A1A1A"/>
+          <w:sz w:val="22"/>
+          <w:szCs w:val="21"/>
+        </w:rPr>
+        <w:t xml:space="preserve">w</w:t>
+      </w:r>
+      <w:r>
+        <w:rPr>
+          <w:rFonts w:ascii="Avenir Next" w:hAnsi="Avenir Next" w:cs="Avenir Next" w:eastAsia="Avenir Next"/>
+          <w:color w:val="1A1A1A"/>
+          <w:sz w:val="22"/>
+          <w:szCs w:val="21"/>
+        </w:rPr>
+        <w:t xml:space="preserve"> ÷ 5 = </w:t>
+      </w:r>
+      <w:r>
+        <w:rPr>
+          <w:rFonts w:ascii="Avenir Next" w:hAnsi="Avenir Next" w:cs="Avenir Next" w:eastAsia="Avenir Next"/>
+          <w:color w:val="1A1A1A"/>
           <w:sz w:val="21"/>
           <w:szCs w:val="21"/>
-        </w:rPr>
-        <w:t xml:space="preserve">w</w:t>
-      </w:r>
-      <w:r>
-        <w:rPr>
-          <w:rFonts w:ascii="Avenir Next" w:hAnsi="Avenir Next" w:cs="Avenir Next" w:eastAsia="Avenir Next"/>
-          <w:color w:val="1A1A1A"/>
-          <w:sz w:val="21"/>
-          <w:szCs w:val="21"/>
-        </w:rPr>
-        <w:t xml:space="preserve"> ÷ 5 = </w:t>
-      </w:r>
-      <w:r>
-        <w:rPr>
-          <w:rFonts w:ascii="Avenir Next" w:hAnsi="Avenir Next" w:cs="Avenir Next" w:eastAsia="Avenir Next"/>
-          <w:color w:val="1A1A1A"/>
-          <w:sz w:val="21"/>
-          <w:szCs w:val="21"/>
           <w:u w:val="single"/>
         </w:rPr>
         <w:t xml:space="preserve">                </w:t>
@@ -3288,6 +3307,7 @@
     </w:p>
     <w:p>
       <w:pPr>
+        <w:pStyle w:val="Heading2"/>
         <w:keepNext/>
         <w:pBdr>
           <w:bottom w:val="single" w:sz="8" w:space="3" w:color="003A70"/>
@@ -3303,7 +3323,7 @@
           <w:b/>
           <w:color w:val="003A70"/>
           <w:spacing w:val="14"/>
-          <w:sz w:val="19"/>
+          <w:sz w:val="22"/>
           <w:szCs w:val="19"/>
         </w:rPr>
         <w:t xml:space="preserve">YOUR TURN</w:t>
@@ -3322,7 +3342,7 @@
           <w:rFonts w:ascii="Avenir Next" w:hAnsi="Avenir Next" w:cs="Avenir Next" w:eastAsia="Avenir Next"/>
           <w:i/>
           <w:color w:val="5A5F66"/>
-          <w:sz w:val="17"/>
+          <w:sz w:val="22"/>
           <w:szCs w:val="17"/>
         </w:rPr>
         <w:t xml:space="preserve">use the steps on your own</w:t>
@@ -3504,7 +3524,7 @@
                       <w:szCs w:val="22"/>
                       <w:u w:val="single"/>
                     </w:rPr>
-                    <w:t xml:space="preserve">        </w:t>
+                    <w:t xml:space="preserve">            </w:t>
                   </w:r>
                 </w:p>
               </w:tc>
@@ -3576,7 +3596,7 @@
                       <w:szCs w:val="22"/>
                       <w:u w:val="single"/>
                     </w:rPr>
-                    <w:t xml:space="preserve">        </w:t>
+                    <w:t xml:space="preserve">            </w:t>
                   </w:r>
                 </w:p>
               </w:tc>
@@ -3648,7 +3668,7 @@
                       <w:szCs w:val="22"/>
                       <w:u w:val="single"/>
                     </w:rPr>
-                    <w:t xml:space="preserve">        </w:t>
+                    <w:t xml:space="preserve">            </w:t>
                   </w:r>
                 </w:p>
               </w:tc>
@@ -3726,7 +3746,7 @@
                       <w:szCs w:val="22"/>
                       <w:u w:val="single"/>
                     </w:rPr>
-                    <w:t xml:space="preserve">        </w:t>
+                    <w:t xml:space="preserve">            </w:t>
                   </w:r>
                 </w:p>
               </w:tc>
@@ -3798,7 +3818,7 @@
                       <w:szCs w:val="22"/>
                       <w:u w:val="single"/>
                     </w:rPr>
-                    <w:t xml:space="preserve">        </w:t>
+                    <w:t xml:space="preserve">            </w:t>
                   </w:r>
                 </w:p>
               </w:tc>
@@ -3870,7 +3890,7 @@
                       <w:szCs w:val="22"/>
                       <w:u w:val="single"/>
                     </w:rPr>
-                    <w:t xml:space="preserve">        </w:t>
+                    <w:t xml:space="preserve">            </w:t>
                   </w:r>
                 </w:p>
               </w:tc>
@@ -3891,6 +3911,7 @@
     </w:p>
     <w:p>
       <w:pPr>
+        <w:pStyle w:val="Heading2"/>
         <w:keepNext/>
         <w:pBdr>
           <w:bottom w:val="single" w:sz="8" w:space="3" w:color="003A70"/>
@@ -3906,7 +3927,7 @@
           <w:b/>
           <w:color w:val="003A70"/>
           <w:spacing w:val="14"/>
-          <w:sz w:val="19"/>
+          <w:sz w:val="22"/>
           <w:szCs w:val="19"/>
         </w:rPr>
         <w:t xml:space="preserve">READY CHECK</w:t>
@@ -3925,7 +3946,7 @@
           <w:rFonts w:ascii="Avenir Next" w:hAnsi="Avenir Next" w:cs="Avenir Next" w:eastAsia="Avenir Next"/>
           <w:i/>
           <w:color w:val="5A5F66"/>
-          <w:sz w:val="17"/>
+          <w:sz w:val="22"/>
           <w:szCs w:val="17"/>
         </w:rPr>
         <w:t xml:space="preserve">a problem like the one in today’s lesson</w:t>
@@ -4076,27 +4097,27 @@
                       <w:rFonts w:ascii="Avenir Next" w:hAnsi="Avenir Next" w:cs="Avenir Next" w:eastAsia="Avenir Next"/>
                       <w:b/>
                       <w:color w:val="003A70"/>
+                      <w:sz w:val="22"/>
+                      <w:szCs w:val="21"/>
+                    </w:rPr>
+                    <w:t xml:space="preserve">A</w:t>
+                  </w:r>
+                  <w:r>
+                    <w:rPr>
+                      <w:rFonts w:ascii="Avenir Next" w:hAnsi="Avenir Next" w:cs="Avenir Next" w:eastAsia="Avenir Next"/>
+                      <w:color w:val="1A1A1A"/>
                       <w:sz w:val="21"/>
                       <w:szCs w:val="21"/>
                     </w:rPr>
-                    <w:t xml:space="preserve">A</w:t>
-                  </w:r>
-                  <w:r>
-                    <w:rPr>
-                      <w:rFonts w:ascii="Avenir Next" w:hAnsi="Avenir Next" w:cs="Avenir Next" w:eastAsia="Avenir Next"/>
-                      <w:color w:val="1A1A1A"/>
-                      <w:sz w:val="21"/>
+                    <w:tab/>
+                  </w:r>
+                  <w:r>
+                    <w:rPr>
+                      <w:rFonts w:ascii="Avenir Next" w:hAnsi="Avenir Next" w:cs="Avenir Next" w:eastAsia="Avenir Next"/>
+                      <w:color w:val="1A1A1A"/>
+                      <w:sz w:val="22"/>
                       <w:szCs w:val="21"/>
                     </w:rPr>
-                    <w:tab/>
-                  </w:r>
-                  <w:r>
-                    <w:rPr>
-                      <w:rFonts w:ascii="Avenir Next" w:hAnsi="Avenir Next" w:cs="Avenir Next" w:eastAsia="Avenir Next"/>
-                      <w:color w:val="1A1A1A"/>
-                      <w:sz w:val="21"/>
-                      <w:szCs w:val="21"/>
-                    </w:rPr>
                     <w:t xml:space="preserve">3</w:t>
                   </w:r>
                   <w:r>
@@ -4104,7 +4125,7 @@
                       <w:rFonts w:ascii="Avenir Next" w:hAnsi="Avenir Next" w:cs="Avenir Next" w:eastAsia="Avenir Next"/>
                       <w:i/>
                       <w:color w:val="1A1A1A"/>
-                      <w:sz w:val="21"/>
+                      <w:sz w:val="22"/>
                       <w:szCs w:val="21"/>
                     </w:rPr>
                     <w:t xml:space="preserve">w</w:t>
@@ -4129,35 +4150,35 @@
                       <w:rFonts w:ascii="Avenir Next" w:hAnsi="Avenir Next" w:cs="Avenir Next" w:eastAsia="Avenir Next"/>
                       <w:b/>
                       <w:color w:val="003A70"/>
+                      <w:sz w:val="22"/>
+                      <w:szCs w:val="21"/>
+                    </w:rPr>
+                    <w:t xml:space="preserve">B</w:t>
+                  </w:r>
+                  <w:r>
+                    <w:rPr>
+                      <w:rFonts w:ascii="Avenir Next" w:hAnsi="Avenir Next" w:cs="Avenir Next" w:eastAsia="Avenir Next"/>
+                      <w:color w:val="1A1A1A"/>
                       <w:sz w:val="21"/>
                       <w:szCs w:val="21"/>
                     </w:rPr>
-                    <w:t xml:space="preserve">B</w:t>
-                  </w:r>
-                  <w:r>
-                    <w:rPr>
-                      <w:rFonts w:ascii="Avenir Next" w:hAnsi="Avenir Next" w:cs="Avenir Next" w:eastAsia="Avenir Next"/>
-                      <w:color w:val="1A1A1A"/>
-                      <w:sz w:val="21"/>
+                    <w:tab/>
+                  </w:r>
+                  <w:r>
+                    <w:rPr>
+                      <w:rFonts w:ascii="Avenir Next" w:hAnsi="Avenir Next" w:cs="Avenir Next" w:eastAsia="Avenir Next"/>
+                      <w:i/>
+                      <w:color w:val="1A1A1A"/>
+                      <w:sz w:val="22"/>
                       <w:szCs w:val="21"/>
                     </w:rPr>
-                    <w:tab/>
-                  </w:r>
-                  <w:r>
-                    <w:rPr>
-                      <w:rFonts w:ascii="Avenir Next" w:hAnsi="Avenir Next" w:cs="Avenir Next" w:eastAsia="Avenir Next"/>
-                      <w:i/>
-                      <w:color w:val="1A1A1A"/>
-                      <w:sz w:val="21"/>
-                      <w:szCs w:val="21"/>
-                    </w:rPr>
                     <w:t xml:space="preserve">w</w:t>
                   </w:r>
                   <w:r>
                     <w:rPr>
                       <w:rFonts w:ascii="Avenir Next" w:hAnsi="Avenir Next" w:cs="Avenir Next" w:eastAsia="Avenir Next"/>
                       <w:color w:val="1A1A1A"/>
-                      <w:sz w:val="21"/>
+                      <w:sz w:val="22"/>
                       <w:szCs w:val="21"/>
                     </w:rPr>
                     <w:t xml:space="preserve">/3</w:t>
@@ -4182,27 +4203,27 @@
                       <w:rFonts w:ascii="Avenir Next" w:hAnsi="Avenir Next" w:cs="Avenir Next" w:eastAsia="Avenir Next"/>
                       <w:b/>
                       <w:color w:val="003A70"/>
+                      <w:sz w:val="22"/>
+                      <w:szCs w:val="21"/>
+                    </w:rPr>
+                    <w:t xml:space="preserve">C</w:t>
+                  </w:r>
+                  <w:r>
+                    <w:rPr>
+                      <w:rFonts w:ascii="Avenir Next" w:hAnsi="Avenir Next" w:cs="Avenir Next" w:eastAsia="Avenir Next"/>
+                      <w:color w:val="1A1A1A"/>
                       <w:sz w:val="21"/>
                       <w:szCs w:val="21"/>
                     </w:rPr>
-                    <w:t xml:space="preserve">C</w:t>
-                  </w:r>
-                  <w:r>
-                    <w:rPr>
-                      <w:rFonts w:ascii="Avenir Next" w:hAnsi="Avenir Next" w:cs="Avenir Next" w:eastAsia="Avenir Next"/>
-                      <w:color w:val="1A1A1A"/>
-                      <w:sz w:val="21"/>
+                    <w:tab/>
+                  </w:r>
+                  <w:r>
+                    <w:rPr>
+                      <w:rFonts w:ascii="Avenir Next" w:hAnsi="Avenir Next" w:cs="Avenir Next" w:eastAsia="Avenir Next"/>
+                      <w:color w:val="1A1A1A"/>
+                      <w:sz w:val="22"/>
                       <w:szCs w:val="21"/>
                     </w:rPr>
-                    <w:tab/>
-                  </w:r>
-                  <w:r>
-                    <w:rPr>
-                      <w:rFonts w:ascii="Avenir Next" w:hAnsi="Avenir Next" w:cs="Avenir Next" w:eastAsia="Avenir Next"/>
-                      <w:color w:val="1A1A1A"/>
-                      <w:sz w:val="21"/>
-                      <w:szCs w:val="21"/>
-                    </w:rPr>
                     <w:t xml:space="preserve">3/</w:t>
                   </w:r>
                   <w:r>
@@ -4210,7 +4231,7 @@
                       <w:rFonts w:ascii="Avenir Next" w:hAnsi="Avenir Next" w:cs="Avenir Next" w:eastAsia="Avenir Next"/>
                       <w:i/>
                       <w:color w:val="1A1A1A"/>
-                      <w:sz w:val="21"/>
+                      <w:sz w:val="22"/>
                       <w:szCs w:val="21"/>
                     </w:rPr>
                     <w:t xml:space="preserve">w</w:t>
@@ -4235,35 +4256,35 @@
                       <w:rFonts w:ascii="Avenir Next" w:hAnsi="Avenir Next" w:cs="Avenir Next" w:eastAsia="Avenir Next"/>
                       <w:b/>
                       <w:color w:val="003A70"/>
+                      <w:sz w:val="22"/>
+                      <w:szCs w:val="21"/>
+                    </w:rPr>
+                    <w:t xml:space="preserve">D</w:t>
+                  </w:r>
+                  <w:r>
+                    <w:rPr>
+                      <w:rFonts w:ascii="Avenir Next" w:hAnsi="Avenir Next" w:cs="Avenir Next" w:eastAsia="Avenir Next"/>
+                      <w:color w:val="1A1A1A"/>
                       <w:sz w:val="21"/>
                       <w:szCs w:val="21"/>
                     </w:rPr>
-                    <w:t xml:space="preserve">D</w:t>
-                  </w:r>
-                  <w:r>
-                    <w:rPr>
-                      <w:rFonts w:ascii="Avenir Next" w:hAnsi="Avenir Next" w:cs="Avenir Next" w:eastAsia="Avenir Next"/>
-                      <w:color w:val="1A1A1A"/>
-                      <w:sz w:val="21"/>
+                    <w:tab/>
+                  </w:r>
+                  <w:r>
+                    <w:rPr>
+                      <w:rFonts w:ascii="Avenir Next" w:hAnsi="Avenir Next" w:cs="Avenir Next" w:eastAsia="Avenir Next"/>
+                      <w:i/>
+                      <w:color w:val="1A1A1A"/>
+                      <w:sz w:val="22"/>
                       <w:szCs w:val="21"/>
                     </w:rPr>
-                    <w:tab/>
-                  </w:r>
-                  <w:r>
-                    <w:rPr>
-                      <w:rFonts w:ascii="Avenir Next" w:hAnsi="Avenir Next" w:cs="Avenir Next" w:eastAsia="Avenir Next"/>
-                      <w:i/>
-                      <w:color w:val="1A1A1A"/>
-                      <w:sz w:val="21"/>
-                      <w:szCs w:val="21"/>
-                    </w:rPr>
                     <w:t xml:space="preserve">w</w:t>
                   </w:r>
                   <w:r>
                     <w:rPr>
                       <w:rFonts w:ascii="Avenir Next" w:hAnsi="Avenir Next" w:cs="Avenir Next" w:eastAsia="Avenir Next"/>
                       <w:color w:val="1A1A1A"/>
-                      <w:sz w:val="21"/>
+                      <w:sz w:val="22"/>
                       <w:szCs w:val="21"/>
                     </w:rPr>
                     <w:t xml:space="preserve"> − 3</w:t>
@@ -4312,19 +4333,42 @@
         <w:tblLook w:val="0000" w:firstRow="0" w:lastRow="0" w:firstColumn="0" w:lastColumn="0" w:noHBand="1" w:noVBand="1"/>
       </w:tblPr>
       <w:tblGrid>
-        <w:gridCol w:w="2000"/>
-        <w:gridCol w:w="2300"/>
-        <w:gridCol w:w="2100"/>
-        <w:gridCol w:w="3104"/>
+        <w:gridCol w:w="1750"/>
+        <w:gridCol w:w="2500"/>
+        <w:gridCol w:w="2200"/>
+        <w:gridCol w:w="3054"/>
       </w:tblGrid>
       <w:tr>
         <w:trPr>
           <w:cantSplit/>
-          <w:trHeight w:val="320" w:hRule="atLeast"/>
+          <w:trHeight w:val="300" w:hRule="atLeast"/>
         </w:trPr>
         <w:tc>
           <w:tcPr>
-            <w:tcW w:w="2000" w:type="dxa"/>
+            <w:tcW w:w="1750" w:type="dxa"/>
+            <w:vAlign w:val="center"/>
+          </w:tcPr>
+          <w:p>
+            <w:pPr>
+              <w:pStyle w:val="Heading2"/>
+              <w:spacing w:before="0" w:after="0" w:line="240" w:lineRule="auto"/>
+            </w:pPr>
+            <w:r>
+              <w:rPr>
+                <w:rFonts w:ascii="Avenir Next" w:hAnsi="Avenir Next" w:cs="Avenir Next" w:eastAsia="Avenir Next"/>
+                <w:b/>
+                <w:color w:val="003A70"/>
+                <w:spacing w:val="12"/>
+                <w:sz w:val="15"/>
+                <w:szCs w:val="15"/>
+              </w:rPr>
+              <w:t xml:space="preserve">CHECK YOURSELF</w:t>
+            </w:r>
+          </w:p>
+        </w:tc>
+        <w:tc>
+          <w:tcPr>
+            <w:tcW w:w="2500" w:type="dxa"/>
             <w:vAlign w:val="center"/>
           </w:tcPr>
           <w:p>
@@ -4333,20 +4377,27 @@
             </w:pPr>
             <w:r>
               <w:rPr>
-                <w:rFonts w:ascii="Avenir Next" w:hAnsi="Avenir Next" w:cs="Avenir Next" w:eastAsia="Avenir Next"/>
-                <w:b/>
-                <w:color w:val="003A70"/>
-                <w:spacing w:val="12"/>
-                <w:sz w:val="15"/>
-                <w:szCs w:val="15"/>
-              </w:rPr>
-              <w:t xml:space="preserve">CHECK YOURSELF</w:t>
+                <w:rFonts w:ascii="Arial" w:hAnsi="Arial" w:cs="Arial" w:eastAsia="Arial"/>
+                <w:color w:val="1A1A1A"/>
+                <w:sz w:val="20"/>
+                <w:szCs w:val="20"/>
+              </w:rPr>
+              <w:t xml:space="preserve">□</w:t>
+            </w:r>
+            <w:r>
+              <w:rPr>
+                <w:rFonts w:ascii="Avenir Next" w:hAnsi="Avenir Next" w:cs="Avenir Next" w:eastAsia="Avenir Next"/>
+                <w:color w:val="1A1A1A"/>
+                <w:sz w:val="17"/>
+                <w:szCs w:val="17"/>
+              </w:rPr>
+              <w:t xml:space="preserve">  I can do this on my own</w:t>
             </w:r>
           </w:p>
         </w:tc>
         <w:tc>
           <w:tcPr>
-            <w:tcW w:w="2300" w:type="dxa"/>
+            <w:tcW w:w="2200" w:type="dxa"/>
             <w:vAlign w:val="center"/>
           </w:tcPr>
           <w:p>
@@ -4357,8 +4408,8 @@
               <w:rPr>
                 <w:rFonts w:ascii="Arial" w:hAnsi="Arial" w:cs="Arial" w:eastAsia="Arial"/>
                 <w:color w:val="1A1A1A"/>
-                <w:sz w:val="24"/>
-                <w:szCs w:val="24"/>
+                <w:sz w:val="20"/>
+                <w:szCs w:val="20"/>
               </w:rPr>
               <w:t xml:space="preserve">□</w:t>
             </w:r>
@@ -4369,13 +4420,13 @@
                 <w:sz w:val="17"/>
                 <w:szCs w:val="17"/>
               </w:rPr>
-              <w:t xml:space="preserve">  I can do this on my own</w:t>
+              <w:t xml:space="preserve">  I need a little help</w:t>
             </w:r>
           </w:p>
         </w:tc>
         <w:tc>
           <w:tcPr>
-            <w:tcW w:w="2100" w:type="dxa"/>
+            <w:tcW w:w="3054" w:type="dxa"/>
             <w:vAlign w:val="center"/>
           </w:tcPr>
           <w:p>
@@ -4386,37 +4437,8 @@
               <w:rPr>
                 <w:rFonts w:ascii="Arial" w:hAnsi="Arial" w:cs="Arial" w:eastAsia="Arial"/>
                 <w:color w:val="1A1A1A"/>
-                <w:sz w:val="24"/>
-                <w:szCs w:val="24"/>
-              </w:rPr>
-              <w:t xml:space="preserve">□</w:t>
-            </w:r>
-            <w:r>
-              <w:rPr>
-                <w:rFonts w:ascii="Avenir Next" w:hAnsi="Avenir Next" w:cs="Avenir Next" w:eastAsia="Avenir Next"/>
-                <w:color w:val="1A1A1A"/>
-                <w:sz w:val="17"/>
-                <w:szCs w:val="17"/>
-              </w:rPr>
-              <w:t xml:space="preserve">  I need a little help</w:t>
-            </w:r>
-          </w:p>
-        </w:tc>
-        <w:tc>
-          <w:tcPr>
-            <w:tcW w:w="3104" w:type="dxa"/>
-            <w:vAlign w:val="center"/>
-          </w:tcPr>
-          <w:p>
-            <w:pPr>
-              <w:spacing w:before="0" w:after="0" w:line="240" w:lineRule="auto"/>
-            </w:pPr>
-            <w:r>
-              <w:rPr>
-                <w:rFonts w:ascii="Arial" w:hAnsi="Arial" w:cs="Arial" w:eastAsia="Arial"/>
-                <w:color w:val="1A1A1A"/>
-                <w:sz w:val="24"/>
-                <w:szCs w:val="24"/>
+                <w:sz w:val="20"/>
+                <w:szCs w:val="20"/>
               </w:rPr>
               <w:t xml:space="preserve">□</w:t>
             </w:r>
@@ -4451,7 +4473,7 @@
     <w:sectPr>
       <w:footerReference w:type="default" r:id="rIdFooter1"/>
       <w:pgSz w:w="12240" w:h="15840"/>
-      <w:pgMar w:top="893" w:right="1224" w:bottom="835" w:left="1512" w:header="432" w:footer="432" w:gutter="0"/>
+      <w:pgMar w:top="780" w:right="1224" w:bottom="760" w:left="1512" w:header="432" w:footer="432" w:gutter="0"/>
       <w:cols w:space="720"/>
     </w:sectPr>
   </w:body>
@@ -4531,7 +4553,106 @@
               <w:sz w:val="15"/>
               <w:szCs w:val="15"/>
             </w:rPr>
-            <w:t xml:space="preserve">Lesson 6-5  ·  Session 1  ·  Prerequisite Practice B</w:t>
+            <w:t xml:space="preserve">6-5 · Page </w:t>
+          </w:r>
+          <w:r>
+            <w:rPr>
+              <w:rFonts w:ascii="Avenir Next" w:hAnsi="Avenir Next" w:cs="Avenir Next" w:eastAsia="Avenir Next"/>
+              <w:color w:val="5A5F66"/>
+              <w:sz w:val="15"/>
+              <w:szCs w:val="15"/>
+            </w:rPr>
+            <w:fldChar w:fldCharType="begin"/>
+          </w:r>
+          <w:r>
+            <w:rPr>
+              <w:rFonts w:ascii="Avenir Next" w:hAnsi="Avenir Next" w:cs="Avenir Next" w:eastAsia="Avenir Next"/>
+              <w:color w:val="5A5F66"/>
+              <w:sz w:val="15"/>
+              <w:szCs w:val="15"/>
+            </w:rPr>
+            <w:instrText xml:space="preserve"> PAGE </w:instrText>
+          </w:r>
+          <w:r>
+            <w:rPr>
+              <w:rFonts w:ascii="Avenir Next" w:hAnsi="Avenir Next" w:cs="Avenir Next" w:eastAsia="Avenir Next"/>
+              <w:color w:val="5A5F66"/>
+              <w:sz w:val="15"/>
+              <w:szCs w:val="15"/>
+            </w:rPr>
+            <w:fldChar w:fldCharType="separate"/>
+          </w:r>
+          <w:r>
+            <w:rPr>
+              <w:rFonts w:ascii="Avenir Next" w:hAnsi="Avenir Next" w:cs="Avenir Next" w:eastAsia="Avenir Next"/>
+              <w:color w:val="5A5F66"/>
+              <w:sz w:val="15"/>
+              <w:szCs w:val="15"/>
+            </w:rPr>
+            <w:t xml:space="preserve">1</w:t>
+          </w:r>
+          <w:r>
+            <w:rPr>
+              <w:rFonts w:ascii="Avenir Next" w:hAnsi="Avenir Next" w:cs="Avenir Next" w:eastAsia="Avenir Next"/>
+              <w:color w:val="5A5F66"/>
+              <w:sz w:val="15"/>
+              <w:szCs w:val="15"/>
+            </w:rPr>
+            <w:fldChar w:fldCharType="end"/>
+          </w:r>
+          <w:r>
+            <w:rPr>
+              <w:rFonts w:ascii="Avenir Next" w:hAnsi="Avenir Next" w:cs="Avenir Next" w:eastAsia="Avenir Next"/>
+              <w:color w:val="5A5F66"/>
+              <w:sz w:val="15"/>
+              <w:szCs w:val="15"/>
+            </w:rPr>
+            <w:t xml:space="preserve"> of </w:t>
+          </w:r>
+          <w:r>
+            <w:rPr>
+              <w:rFonts w:ascii="Avenir Next" w:hAnsi="Avenir Next" w:cs="Avenir Next" w:eastAsia="Avenir Next"/>
+              <w:color w:val="5A5F66"/>
+              <w:sz w:val="15"/>
+              <w:szCs w:val="15"/>
+            </w:rPr>
+            <w:fldChar w:fldCharType="begin"/>
+          </w:r>
+          <w:r>
+            <w:rPr>
+              <w:rFonts w:ascii="Avenir Next" w:hAnsi="Avenir Next" w:cs="Avenir Next" w:eastAsia="Avenir Next"/>
+              <w:color w:val="5A5F66"/>
+              <w:sz w:val="15"/>
+              <w:szCs w:val="15"/>
+            </w:rPr>
+            <w:instrText xml:space="preserve"> NUMPAGES </w:instrText>
+          </w:r>
+          <w:r>
+            <w:rPr>
+              <w:rFonts w:ascii="Avenir Next" w:hAnsi="Avenir Next" w:cs="Avenir Next" w:eastAsia="Avenir Next"/>
+              <w:color w:val="5A5F66"/>
+              <w:sz w:val="15"/>
+              <w:szCs w:val="15"/>
+            </w:rPr>
+            <w:fldChar w:fldCharType="separate"/>
+          </w:r>
+          <w:r>
+            <w:rPr>
+              <w:rFonts w:ascii="Avenir Next" w:hAnsi="Avenir Next" w:cs="Avenir Next" w:eastAsia="Avenir Next"/>
+              <w:color w:val="5A5F66"/>
+              <w:sz w:val="15"/>
+              <w:szCs w:val="15"/>
+            </w:rPr>
+            <w:t xml:space="preserve">1</w:t>
+          </w:r>
+          <w:r>
+            <w:rPr>
+              <w:rFonts w:ascii="Avenir Next" w:hAnsi="Avenir Next" w:cs="Avenir Next" w:eastAsia="Avenir Next"/>
+              <w:color w:val="5A5F66"/>
+              <w:sz w:val="15"/>
+              <w:szCs w:val="15"/>
+            </w:rPr>
+            <w:fldChar w:fldCharType="end"/>
           </w:r>
         </w:p>
       </w:tc>
@@ -4574,5 +4695,23 @@
       </w:tblCellMar>
     </w:tblPr>
   </w:style>
+  <w:style w:type="paragraph" w:styleId="Heading1">
+    <w:name w:val="heading 1"/>
+    <w:basedOn w:val="Normal"/>
+    <w:pPr>
+      <w:outlineLvl w:val="0"/>
+      <w:keepNext w:val="0"/>
+      <w:keepLines w:val="0"/>
+    </w:pPr>
+  </w:style>
+  <w:style w:type="paragraph" w:styleId="Heading2">
+    <w:name w:val="heading 2"/>
+    <w:basedOn w:val="Normal"/>
+    <w:pPr>
+      <w:outlineLvl w:val="1"/>
+      <w:keepNext w:val="0"/>
+      <w:keepLines w:val="0"/>
+    </w:pPr>
+  </w:style>
 </w:styles>
 </file>